--- a/docs/word/CodeGate_Project_Report.docx
+++ b/docs/word/CodeGate_Project_Report.docx
@@ -1416,7 +1416,7 @@
         <w:rPr>
           <w:rFonts w:ascii="Calibri" w:cs="Calibri" w:eastAsia="Calibri" w:hAnsi="Calibri"/>
         </w:rPr>
-        <w:t xml:space="preserve">). It assumes the calibration samples are </w:t>
+        <w:t xml:space="preserve">). It assumes the calibration data is </w:t>
       </w:r>
       <w:r>
         <w:rPr>
@@ -1430,7 +1430,61 @@
         <w:rPr>
           <w:rFonts w:ascii="Calibri" w:cs="Calibri" w:eastAsia="Calibri" w:hAnsi="Calibri"/>
         </w:rPr>
-        <w:t xml:space="preserve"> with the code the tool will later see. In practice that means independent draws from the same distribution, and this assumption is the project's main open issue (section 10).</w:t>
+        <w:t xml:space="preserve"> with the code the tool will later see.</w:t>
+      </w:r>
+    </w:p>
+    <w:p>
+      <w:pPr>
+        <w:spacing w:after="140" w:line="288"/>
+      </w:pPr>
+      <w:r>
+        <w:rPr>
+          <w:rFonts w:ascii="Calibri" w:cs="Calibri" w:eastAsia="Calibri" w:hAnsi="Calibri"/>
+        </w:rPr>
+        <w:t xml:space="preserve">CodeGate's certificate is </w:t>
+      </w:r>
+      <w:r>
+        <w:rPr>
+          <w:rFonts w:ascii="Calibri" w:cs="Calibri" w:eastAsia="Calibri" w:hAnsi="Calibri"/>
+          <w:b/>
+          <w:bCs/>
+        </w:rPr>
+        <w:t xml:space="preserve">cluster-aware</w:t>
+      </w:r>
+      <w:r>
+        <w:rPr>
+          <w:rFonts w:ascii="Calibri" w:cs="Calibri" w:eastAsia="Calibri" w:hAnsi="Calibri"/>
+        </w:rPr>
+        <w:t xml:space="preserve">. Several models answer each task, so samples from one task group are correlated (measured intra-group correlation 0.57 on the shipped corpus). The standard test treats every sample as independent and becomes optimistic. In simulation it certified thresholds that really missed more than α in 8.5–12% of runs, against the 5% allowed. So CodeGate counts each task group once. A group's loss is the fraction of its vulnerable samples above </w:t>
+      </w:r>
+      <w:r>
+        <w:rPr>
+          <w:rFonts w:ascii="Consolas" w:cs="Consolas" w:eastAsia="Consolas" w:hAnsi="Consolas"/>
+          <w:color w:val="8A1F11"/>
+          <w:sz w:val="19"/>
+          <w:szCs w:val="19"/>
+        </w:rPr>
+        <w:t xml:space="preserve">t</w:t>
+      </w:r>
+      <w:r>
+        <w:rPr>
+          <w:rFonts w:ascii="Calibri" w:cs="Calibri" w:eastAsia="Calibri" w:hAnsi="Calibri"/>
+        </w:rPr>
+        <w:t xml:space="preserve">, the risk is the mean over groups, and each threshold is tested with the Hoeffding–Bentkus p-value for bounded losses (the one the LTT paper uses). That needs only </w:t>
+      </w:r>
+      <w:r>
+        <w:rPr>
+          <w:rFonts w:ascii="Calibri" w:cs="Calibri" w:eastAsia="Calibri" w:hAnsi="Calibri"/>
+          <w:i/>
+          <w:iCs/>
+        </w:rPr>
+        <w:t xml:space="preserve">task groups</w:t>
+      </w:r>
+      <w:r>
+        <w:rPr>
+          <w:rFonts w:ascii="Calibri" w:cs="Calibri" w:eastAsia="Calibri" w:hAnsi="Calibri"/>
+        </w:rPr>
+        <w:t xml:space="preserve"> to be exchangeable, which kept its promise in every simulated setting. Section 8.9 tells how this was found.</w:t>
       </w:r>
     </w:p>
     <w:p>
@@ -2840,7 +2894,7 @@
                 <w:sz w:val="19"/>
                 <w:szCs w:val="19"/>
               </w:rPr>
-              <w:t xml:space="preserve">417 automated tests</w:t>
+              <w:t xml:space="preserve">435 automated tests</w:t>
             </w:r>
           </w:p>
         </w:tc>
@@ -5608,7 +5662,37 @@
         <w:rPr>
           <w:rFonts w:ascii="Calibri" w:cs="Calibri" w:eastAsia="Calibri" w:hAnsi="Calibri"/>
         </w:rPr>
-        <w:t xml:space="preserve"> implements section 2.2 exactly. The candidate thresholds are the unique calibration scores, plus +∞ (approve nothing, always certifiable) as the starting point. The function records a full trace of (threshold, k, p-value, certified). The pipeline runs it at the configured operating point and also across a </w:t>
+        <w:t xml:space="preserve"> implements section 2.2 exactly. Given each sample's task group (its prompt id minus the flavor), it runs the cluster-aware test; without groups, it runs the per-sample binomial test. </w:t>
+      </w:r>
+      <w:r>
+        <w:rPr>
+          <w:rFonts w:ascii="Consolas" w:cs="Consolas" w:eastAsia="Consolas" w:hAnsi="Consolas"/>
+          <w:color w:val="8A1F11"/>
+          <w:sz w:val="19"/>
+          <w:szCs w:val="19"/>
+        </w:rPr>
+        <w:t xml:space="preserve">config.yaml</w:t>
+      </w:r>
+      <w:r>
+        <w:rPr>
+          <w:rFonts w:ascii="Calibri" w:cs="Calibri" w:eastAsia="Calibri" w:hAnsi="Calibri"/>
+        </w:rPr>
+        <w:t xml:space="preserve">'s </w:t>
+      </w:r>
+      <w:r>
+        <w:rPr>
+          <w:rFonts w:ascii="Consolas" w:cs="Consolas" w:eastAsia="Consolas" w:hAnsi="Consolas"/>
+          <w:color w:val="8A1F11"/>
+          <w:sz w:val="19"/>
+          <w:szCs w:val="19"/>
+        </w:rPr>
+        <w:t xml:space="preserve">certificate: cluster</w:t>
+      </w:r>
+      <w:r>
+        <w:rPr>
+          <w:rFonts w:ascii="Calibri" w:cs="Calibri" w:eastAsia="Calibri" w:hAnsi="Calibri"/>
+        </w:rPr>
+        <w:t xml:space="preserve"> selects the first. The candidate thresholds are the unique calibration scores, plus +∞ (approve nothing, always certifiable) as the starting point. The function records a full trace of (threshold, k, p-value, certified). The pipeline runs it at the configured operating point and also across a </w:t>
       </w:r>
       <w:r>
         <w:rPr>
@@ -5777,7 +5861,37 @@
         <w:rPr>
           <w:rFonts w:ascii="Calibri" w:cs="Calibri" w:eastAsia="Calibri" w:hAnsi="Calibri"/>
         </w:rPr>
-        <w:t xml:space="preserve">, and the whole frontier. The frontier is what powers scan-time </w:t>
+        <w:t xml:space="preserve">, the whole frontier, the certificate </w:t>
+      </w:r>
+      <w:r>
+        <w:rPr>
+          <w:rFonts w:ascii="Consolas" w:cs="Consolas" w:eastAsia="Consolas" w:hAnsi="Consolas"/>
+          <w:color w:val="8A1F11"/>
+          <w:sz w:val="19"/>
+          <w:szCs w:val="19"/>
+        </w:rPr>
+        <w:t xml:space="preserve">method</w:t>
+      </w:r>
+      <w:r>
+        <w:rPr>
+          <w:rFonts w:ascii="Calibri" w:cs="Calibri" w:eastAsia="Calibri" w:hAnsi="Calibri"/>
+        </w:rPr>
+        <w:t xml:space="preserve">, and </w:t>
+      </w:r>
+      <w:r>
+        <w:rPr>
+          <w:rFonts w:ascii="Consolas" w:cs="Consolas" w:eastAsia="Consolas" w:hAnsi="Consolas"/>
+          <w:color w:val="8A1F11"/>
+          <w:sz w:val="19"/>
+          <w:szCs w:val="19"/>
+        </w:rPr>
+        <w:t xml:space="preserve">n_vuln_groups</w:t>
+      </w:r>
+      <w:r>
+        <w:rPr>
+          <w:rFonts w:ascii="Calibri" w:cs="Calibri" w:eastAsia="Calibri" w:hAnsi="Calibri"/>
+        </w:rPr>
+        <w:t xml:space="preserve">. The frontier is what powers scan-time </w:t>
       </w:r>
       <w:r>
         <w:rPr>
@@ -6765,7 +6879,7 @@
           <w:b/>
           <w:bCs/>
         </w:rPr>
-        <w:t xml:space="preserve">417 tests</w:t>
+        <w:t xml:space="preserve">435 tests</w:t>
       </w:r>
       <w:r>
         <w:rPr>
@@ -8918,6 +9032,28 @@
     </w:p>
     <w:p>
       <w:pPr>
+        <w:pStyle w:val="Heading3"/>
+      </w:pPr>
+      <w:r>
+        <w:rPr>
+          <w:rFonts w:ascii="Calibri" w:cs="Calibri" w:eastAsia="Calibri" w:hAnsi="Calibri"/>
+        </w:rPr>
+        <w:t xml:space="preserve">8.9 A certificate that was right on paper and optimistic in practice</w:t>
+      </w:r>
+    </w:p>
+    <w:p>
+      <w:pPr>
+        <w:spacing w:after="140" w:line="288"/>
+      </w:pPr>
+      <w:r>
+        <w:rPr>
+          <w:rFonts w:ascii="Calibri" w:cs="Calibri" w:eastAsia="Calibri" w:hAnsi="Calibri"/>
+        </w:rPr>
+        <w:t xml:space="preserve">The first real certificate passed its own test, but on held-out data its α = 0.10 threshold auto-approved 13.1% of vulnerable code. The cause was structural, not bad luck. Four models answer each task, so the 206 vulnerable calibration samples are 66 correlated clusters (intra-group correlation 0.57). The per-sample binomial test counted them as 206 independent draws. A seeded simulation confirmed it: under that correlation the test certified thresholds that really missed more than α in 8.5–12% of runs, against the 5% it promises. The cluster-aware certificate (section 2.2) held in every setting, and on the real data it stays within target. While building it, the generator-shift experiment turned out to calibrate and measure on the ranker's own training samples; it now uses the calibration split and unseen data only.</w:t>
+      </w:r>
+    </w:p>
+    <w:p>
+      <w:pPr>
         <w:pBdr>
           <w:bottom w:val="single" w:color="BFC7CF" w:sz="6" w:space="4"/>
         </w:pBdr>
@@ -9390,6 +9526,178 @@
           <w:rFonts w:ascii="Calibri" w:cs="Calibri" w:eastAsia="Calibri" w:hAnsi="Calibri"/>
         </w:rPr>
         <w:t xml:space="preserve">9.2 The certificate (shipped)</w:t>
+      </w:r>
+    </w:p>
+    <w:tbl>
+      <w:tblPr>
+        <w:tblW w:type="dxa" w:w="9026"/>
+        <w:tblBorders>
+          <w:top w:val="single" w:color="auto" w:sz="4"/>
+          <w:left w:val="single" w:color="auto" w:sz="4"/>
+          <w:bottom w:val="single" w:color="auto" w:sz="4"/>
+          <w:right w:val="single" w:color="auto" w:sz="4"/>
+          <w:insideH w:val="single" w:color="auto" w:sz="4"/>
+          <w:insideV w:val="single" w:color="auto" w:sz="4"/>
+        </w:tblBorders>
+      </w:tblPr>
+      <w:tblGrid>
+        <w:gridCol w:w="1337"/>
+        <w:gridCol w:w="1337"/>
+        <w:gridCol w:w="1337"/>
+        <w:gridCol w:w="5015"/>
+      </w:tblGrid>
+      <w:tr>
+        <w:trPr>
+          <w:tblHeader/>
+        </w:trPr>
+        <w:tc>
+          <w:tcPr>
+            <w:tcW w:type="dxa" w:w="1337"/>
+            <w:tcBorders>
+              <w:top w:val="single" w:color="C3CCD5" w:sz="4"/>
+              <w:left w:val="single" w:color="C3CCD5" w:sz="4"/>
+              <w:bottom w:val="single" w:color="C3CCD5" w:sz="4"/>
+              <w:right w:val="single" w:color="C3CCD5" w:sz="4"/>
+            </w:tcBorders>
+            <w:shd w:fill="DCE6F0" w:color="auto" w:val="clear"/>
+            <w:tcMar>
+              <w:top w:type="dxa" w:w="60"/>
+              <w:left w:type="dxa" w:w="100"/>
+              <w:bottom w:type="dxa" w:w="60"/>
+              <w:right w:type="dxa" w:w="100"/>
+            </w:tcMar>
+          </w:tcPr>
+          <w:p>
+            <w:pPr>
+              <w:spacing w:after="0" w:line="264"/>
+            </w:pPr>
+            <w:r>
+              <w:rPr>
+                <w:rFonts w:ascii="Calibri" w:cs="Calibri" w:eastAsia="Calibri" w:hAnsi="Calibri"/>
+                <w:b/>
+                <w:bCs/>
+                <w:sz w:val="19"/>
+                <w:szCs w:val="19"/>
+              </w:rPr>
+              <w:t xml:space="preserve">α</w:t>
+            </w:r>
+          </w:p>
+        </w:tc>
+        <w:tc>
+          <w:tcPr>
+            <w:tcW w:type="dxa" w:w="1337"/>
+            <w:tcBorders>
+              <w:top w:val="single" w:color="C3CCD5" w:sz="4"/>
+              <w:left w:val="single" w:color="C3CCD5" w:sz="4"/>
+              <w:bottom w:val="single" w:color="C3CCD5" w:sz="4"/>
+              <w:right w:val="single" w:color="C3CCD5" w:sz="4"/>
+            </w:tcBorders>
+            <w:shd w:fill="DCE6F0" w:color="auto" w:val="clear"/>
+            <w:tcMar>
+              <w:top w:type="dxa" w:w="60"/>
+              <w:left w:type="dxa" w:w="100"/>
+              <w:bottom w:type="dxa" w:w="60"/>
+              <w:right w:type="dxa" w:w="100"/>
+            </w:tcMar>
+          </w:tcPr>
+          <w:p>
+            <w:pPr>
+              <w:spacing w:after="0" w:line="264"/>
+            </w:pPr>
+            <w:r>
+              <w:rPr>
+                <w:rFonts w:ascii="Calibri" w:cs="Calibri" w:eastAsia="Calibri" w:hAnsi="Calibri"/>
+                <w:b/>
+                <w:bCs/>
+                <w:sz w:val="19"/>
+                <w:szCs w:val="19"/>
+              </w:rPr>
+              <w:t xml:space="preserve">t̂</w:t>
+            </w:r>
+          </w:p>
+        </w:tc>
+        <w:tc>
+          <w:tcPr>
+            <w:tcW w:type="dxa" w:w="1337"/>
+            <w:tcBorders>
+              <w:top w:val="single" w:color="C3CCD5" w:sz="4"/>
+              <w:left w:val="single" w:color="C3CCD5" w:sz="4"/>
+              <w:bottom w:val="single" w:color="C3CCD5" w:sz="4"/>
+              <w:right w:val="single" w:color="C3CCD5" w:sz="4"/>
+            </w:tcBorders>
+            <w:shd w:fill="DCE6F0" w:color="auto" w:val="clear"/>
+            <w:tcMar>
+              <w:top w:type="dxa" w:w="60"/>
+              <w:left w:type="dxa" w:w="100"/>
+              <w:bottom w:type="dxa" w:w="60"/>
+              <w:right w:type="dxa" w:w="100"/>
+            </w:tcMar>
+          </w:tcPr>
+          <w:p>
+            <w:pPr>
+              <w:spacing w:after="0" w:line="264"/>
+            </w:pPr>
+            <w:r>
+              <w:rPr>
+                <w:rFonts w:ascii="Calibri" w:cs="Calibri" w:eastAsia="Calibri" w:hAnsi="Calibri"/>
+                <w:b/>
+                <w:bCs/>
+                <w:sz w:val="19"/>
+                <w:szCs w:val="19"/>
+              </w:rPr>
+              <w:t xml:space="preserve">coverage</w:t>
+            </w:r>
+          </w:p>
+        </w:tc>
+        <w:tc>
+          <w:tcPr>
+            <w:tcW w:type="dxa" w:w="5015"/>
+            <w:tcBorders>
+              <w:top w:val="single" w:color="C3CCD5" w:sz="4"/>
+              <w:left w:val="single" w:color="C3CCD5" w:sz="4"/>
+              <w:bottom w:val="single" w:color="C3CCD5" w:sz="4"/>
+              <w:right w:val="single" w:color="C3CCD5" w:sz="4"/>
+            </w:tcBorders>
+            <w:shd w:fill="DCE6F0" w:color="auto" w:val="clear"/>
+            <w:tcMar>
+              <w:top w:type="dxa" w:w="60"/>
+              <w:left w:type="dxa" w:w="100"/>
+              <w:bottom w:type="dxa" w:w="60"/>
+              <w:right w:type="dxa" w:w="100"/>
+            </w:tcMar>
+          </w:tcPr>
+          <w:p>
+            <w:pPr>
+              <w:spacing w:after="0" w:line="264"/>
+            </w:pPr>
+            <w:r>
+              <w:rPr>
+                <w:rFonts w:ascii="Calibri" w:cs="Calibri" w:eastAsia="Calibri" w:hAnsi="Calibri"/>
+                <w:b/>
+                <w:bCs/>
+                <w:sz w:val="19"/>
+                <w:szCs w:val="19"/>
+              </w:rPr>
+              <w:t xml:space="preserve">vulnerable calibration samples</w:t>
+            </w:r>
+          </w:p>
+        </w:tc>
+      </w:tr>
+    </w:tbl>
+    <w:p>
+      <w:pPr>
+        <w:spacing w:after="120"/>
+      </w:pPr>
+    </w:p>
+    <w:p>
+      <w:pPr>
+        <w:spacing w:after="140" w:line="288"/>
+      </w:pPr>
+      <w:r>
+        <w:rPr>
+          <w:rFonts w:ascii="Calibri" w:cs="Calibri" w:eastAsia="Calibri" w:hAnsi="Calibri"/>
+        </w:rPr>
+        <w:t xml:space="preserve">Cluster-aware: 206 vulnerable calibration samples in 66 task groups.</w:t>
       </w:r>
     </w:p>
     <w:tbl>
@@ -9607,7 +9915,7 @@
                 <w:sz w:val="19"/>
                 <w:szCs w:val="19"/>
               </w:rPr>
-              <w:t xml:space="preserve">0.8276</w:t>
+              <w:t xml:space="preserve">0.9088</w:t>
             </w:r>
           </w:p>
         </w:tc>
@@ -9637,7 +9945,7 @@
                 <w:sz w:val="19"/>
                 <w:szCs w:val="19"/>
               </w:rPr>
-              <w:t xml:space="preserve">48.9%</w:t>
+              <w:t xml:space="preserve">29.2%</w:t>
             </w:r>
           </w:p>
         </w:tc>
@@ -9667,7 +9975,7 @@
                 <w:sz w:val="19"/>
                 <w:szCs w:val="19"/>
               </w:rPr>
-              <w:t xml:space="preserve">206</w:t>
+              <w:t xml:space="preserve">206 (66 groups)</w:t>
             </w:r>
           </w:p>
         </w:tc>
@@ -9736,7 +10044,7 @@
                 <w:sz w:val="19"/>
                 <w:szCs w:val="19"/>
               </w:rPr>
-              <w:t xml:space="preserve">0.7763</w:t>
+              <w:t xml:space="preserve">0.8276</w:t>
             </w:r>
           </w:p>
         </w:tc>
@@ -9768,7 +10076,7 @@
                 <w:sz w:val="19"/>
                 <w:szCs w:val="19"/>
               </w:rPr>
-              <w:t xml:space="preserve">56.4%</w:t>
+              <w:t xml:space="preserve">48.9%</w:t>
             </w:r>
           </w:p>
         </w:tc>
@@ -9798,7 +10106,7 @@
                 <w:sz w:val="19"/>
                 <w:szCs w:val="19"/>
               </w:rPr>
-              <w:t xml:space="preserve">206</w:t>
+              <w:t xml:space="preserve">206 (66 groups)</w:t>
             </w:r>
           </w:p>
         </w:tc>
@@ -9863,7 +10171,7 @@
                 <w:sz w:val="19"/>
                 <w:szCs w:val="19"/>
               </w:rPr>
-              <w:t xml:space="preserve">0.7444</w:t>
+              <w:t xml:space="preserve">0.7559</w:t>
             </w:r>
           </w:p>
         </w:tc>
@@ -9893,7 +10201,7 @@
                 <w:sz w:val="19"/>
                 <w:szCs w:val="19"/>
               </w:rPr>
-              <w:t xml:space="preserve">63.0%</w:t>
+              <w:t xml:space="preserve">60.6%</w:t>
             </w:r>
           </w:p>
         </w:tc>
@@ -9923,7 +10231,7 @@
                 <w:sz w:val="19"/>
                 <w:szCs w:val="19"/>
               </w:rPr>
-              <w:t xml:space="preserve">206</w:t>
+              <w:t xml:space="preserve">206 (66 groups)</w:t>
             </w:r>
           </w:p>
         </w:tc>
@@ -9988,7 +10296,7 @@
                 <w:sz w:val="19"/>
                 <w:szCs w:val="19"/>
               </w:rPr>
-              <w:t xml:space="preserve">0.6982</w:t>
+              <w:t xml:space="preserve">0.7351</w:t>
             </w:r>
           </w:p>
         </w:tc>
@@ -10018,7 +10326,7 @@
                 <w:sz w:val="19"/>
                 <w:szCs w:val="19"/>
               </w:rPr>
-              <w:t xml:space="preserve">69.3%</w:t>
+              <w:t xml:space="preserve">64.1%</w:t>
             </w:r>
           </w:p>
         </w:tc>
@@ -10048,7 +10356,7 @@
                 <w:sz w:val="19"/>
                 <w:szCs w:val="19"/>
               </w:rPr>
-              <w:t xml:space="preserve">206</w:t>
+              <w:t xml:space="preserve">206 (66 groups)</w:t>
             </w:r>
           </w:p>
         </w:tc>
@@ -10067,22 +10375,7 @@
         <w:rPr>
           <w:rFonts w:ascii="Calibri" w:cs="Calibri" w:eastAsia="Calibri" w:hAnsi="Calibri"/>
         </w:rPr>
-        <w:t xml:space="preserve">Independent check at α = 0.05: 4 of 206 vulnerable calibration samples score above t̂, and </w:t>
-      </w:r>
-      <w:r>
-        <w:rPr>
-          <w:rFonts w:ascii="Consolas" w:cs="Consolas" w:eastAsia="Consolas" w:hAnsi="Consolas"/>
-          <w:color w:val="8A1F11"/>
-          <w:sz w:val="19"/>
-          <w:szCs w:val="19"/>
-        </w:rPr>
-        <w:t xml:space="preserve">binom.cdf(4, 206, 0.05) = 0.022 ≤ δ</w:t>
-      </w:r>
-      <w:r>
-        <w:rPr>
-          <w:rFonts w:ascii="Calibri" w:cs="Calibri" w:eastAsia="Calibri" w:hAnsi="Calibri"/>
-        </w:rPr>
-        <w:t xml:space="preserve">. At α = 0.10: 13 of 206, with p = 0.043.</w:t>
+        <w:t xml:space="preserve">For comparison, the per-sample binomial certificate it replaced gave t̂ = 0.7763 (56.4% coverage) at α = 0.10.</w:t>
       </w:r>
     </w:p>
     <w:p>
@@ -10109,8 +10402,8 @@
         </w:tblBorders>
       </w:tblPr>
       <w:tblGrid>
-        <w:gridCol w:w="3181"/>
-        <w:gridCol w:w="5845"/>
+        <w:gridCol w:w="3646"/>
+        <w:gridCol w:w="5380"/>
       </w:tblGrid>
       <w:tr>
         <w:trPr>
@@ -10118,7 +10411,7 @@
         </w:trPr>
         <w:tc>
           <w:tcPr>
-            <w:tcW w:type="dxa" w:w="3181"/>
+            <w:tcW w:type="dxa" w:w="3646"/>
             <w:tcBorders>
               <w:top w:val="single" w:color="C3CCD5" w:sz="4"/>
               <w:left w:val="single" w:color="C3CCD5" w:sz="4"/>
@@ -10151,7 +10444,7 @@
         </w:tc>
         <w:tc>
           <w:tcPr>
-            <w:tcW w:type="dxa" w:w="5845"/>
+            <w:tcW w:type="dxa" w:w="5380"/>
             <w:tcBorders>
               <w:top w:val="single" w:color="C3CCD5" w:sz="4"/>
               <w:left w:val="single" w:color="C3CCD5" w:sz="4"/>
@@ -10189,7 +10482,7 @@
         </w:trPr>
         <w:tc>
           <w:tcPr>
-            <w:tcW w:type="dxa" w:w="3181"/>
+            <w:tcW w:type="dxa" w:w="3646"/>
             <w:tcBorders>
               <w:top w:val="single" w:color="C3CCD5" w:sz="4"/>
               <w:left w:val="single" w:color="C3CCD5" w:sz="4"/>
@@ -10219,7 +10512,7 @@
         </w:tc>
         <w:tc>
           <w:tcPr>
-            <w:tcW w:type="dxa" w:w="5845"/>
+            <w:tcW w:type="dxa" w:w="5380"/>
             <w:tcBorders>
               <w:top w:val="single" w:color="C3CCD5" w:sz="4"/>
               <w:left w:val="single" w:color="C3CCD5" w:sz="4"/>
@@ -10264,61 +10557,71 @@
         </w:trPr>
         <w:tc>
           <w:tcPr>
-            <w:tcW w:type="dxa" w:w="3181"/>
-            <w:tcBorders>
-              <w:top w:val="single" w:color="C3CCD5" w:sz="4"/>
-              <w:left w:val="single" w:color="C3CCD5" w:sz="4"/>
-              <w:bottom w:val="single" w:color="C3CCD5" w:sz="4"/>
-              <w:right w:val="single" w:color="C3CCD5" w:sz="4"/>
-            </w:tcBorders>
-            <w:tcMar>
-              <w:top w:type="dxa" w:w="60"/>
-              <w:left w:type="dxa" w:w="100"/>
-              <w:bottom w:type="dxa" w:w="60"/>
-              <w:right w:type="dxa" w:w="100"/>
-            </w:tcMar>
-          </w:tcPr>
-          <w:p>
-            <w:pPr>
-              <w:spacing w:after="0" w:line="264"/>
-            </w:pPr>
-            <w:r>
-              <w:rPr>
-                <w:rFonts w:ascii="Calibri" w:cs="Calibri" w:eastAsia="Calibri" w:hAnsi="Calibri"/>
-                <w:sz w:val="19"/>
-                <w:szCs w:val="19"/>
-              </w:rPr>
-              <w:t xml:space="preserve">Generator shift (calibrate on 3, test on the 4th)</w:t>
-            </w:r>
-          </w:p>
-        </w:tc>
-        <w:tc>
-          <w:tcPr>
-            <w:tcW w:type="dxa" w:w="5845"/>
-            <w:tcBorders>
-              <w:top w:val="single" w:color="C3CCD5" w:sz="4"/>
-              <w:left w:val="single" w:color="C3CCD5" w:sz="4"/>
-              <w:bottom w:val="single" w:color="C3CCD5" w:sz="4"/>
-              <w:right w:val="single" w:color="C3CCD5" w:sz="4"/>
-            </w:tcBorders>
-            <w:tcMar>
-              <w:top w:type="dxa" w:w="60"/>
-              <w:left w:type="dxa" w:w="100"/>
-              <w:bottom w:type="dxa" w:w="60"/>
-              <w:right w:type="dxa" w:w="100"/>
-            </w:tcMar>
-          </w:tcPr>
-          <w:p>
-            <w:pPr>
-              <w:spacing w:after="0" w:line="264"/>
-            </w:pPr>
-            <w:r>
-              <w:rPr>
-                <w:rFonts w:ascii="Calibri" w:cs="Calibri" w:eastAsia="Calibri" w:hAnsi="Calibri"/>
-                <w:sz w:val="19"/>
-                <w:szCs w:val="19"/>
-              </w:rPr>
-              <w:t xml:space="preserve">held for all four: realized 2.7% (codegemma), 3.5% (codellama), 2.2% (deepseek), 4.5% (qwen) vs α = 0.05</w:t>
+            <w:tcW w:type="dxa" w:w="3646"/>
+            <w:tcBorders>
+              <w:top w:val="single" w:color="C3CCD5" w:sz="4"/>
+              <w:left w:val="single" w:color="C3CCD5" w:sz="4"/>
+              <w:bottom w:val="single" w:color="C3CCD5" w:sz="4"/>
+              <w:right w:val="single" w:color="C3CCD5" w:sz="4"/>
+            </w:tcBorders>
+            <w:tcMar>
+              <w:top w:type="dxa" w:w="60"/>
+              <w:left w:type="dxa" w:w="100"/>
+              <w:bottom w:type="dxa" w:w="60"/>
+              <w:right w:type="dxa" w:w="100"/>
+            </w:tcMar>
+          </w:tcPr>
+          <w:p>
+            <w:pPr>
+              <w:spacing w:after="0" w:line="264"/>
+            </w:pPr>
+            <w:r>
+              <w:rPr>
+                <w:rFonts w:ascii="Calibri" w:cs="Calibri" w:eastAsia="Calibri" w:hAnsi="Calibri"/>
+                <w:sz w:val="19"/>
+                <w:szCs w:val="19"/>
+              </w:rPr>
+              <w:t xml:space="preserve">Held-out test split, share of vulnerable code auto-approved</w:t>
+            </w:r>
+          </w:p>
+        </w:tc>
+        <w:tc>
+          <w:tcPr>
+            <w:tcW w:type="dxa" w:w="5380"/>
+            <w:tcBorders>
+              <w:top w:val="single" w:color="C3CCD5" w:sz="4"/>
+              <w:left w:val="single" w:color="C3CCD5" w:sz="4"/>
+              <w:bottom w:val="single" w:color="C3CCD5" w:sz="4"/>
+              <w:right w:val="single" w:color="C3CCD5" w:sz="4"/>
+            </w:tcBorders>
+            <w:tcMar>
+              <w:top w:type="dxa" w:w="60"/>
+              <w:left w:type="dxa" w:w="100"/>
+              <w:bottom w:type="dxa" w:w="60"/>
+              <w:right w:type="dxa" w:w="100"/>
+            </w:tcMar>
+          </w:tcPr>
+          <w:p>
+            <w:pPr>
+              <w:spacing w:after="0" w:line="264"/>
+            </w:pPr>
+            <w:r>
+              <w:rPr>
+                <w:rFonts w:ascii="Calibri" w:cs="Calibri" w:eastAsia="Calibri" w:hAnsi="Calibri"/>
+                <w:b/>
+                <w:bCs/>
+                <w:sz w:val="19"/>
+                <w:szCs w:val="19"/>
+              </w:rPr>
+              <w:t xml:space="preserve">6.8% per task group, 8.4% per sample</w:t>
+            </w:r>
+            <w:r>
+              <w:rPr>
+                <w:rFonts w:ascii="Calibri" w:cs="Calibri" w:eastAsia="Calibri" w:hAnsi="Calibri"/>
+                <w:sz w:val="19"/>
+                <w:szCs w:val="19"/>
+              </w:rPr>
+              <w:t xml:space="preserve"> vs α = 0.10 (95% cluster bootstrap 0.8–15.2%)</w:t>
             </w:r>
           </w:p>
         </w:tc>
@@ -10329,61 +10632,61 @@
         </w:trPr>
         <w:tc>
           <w:tcPr>
-            <w:tcW w:type="dxa" w:w="3181"/>
-            <w:tcBorders>
-              <w:top w:val="single" w:color="C3CCD5" w:sz="4"/>
-              <w:left w:val="single" w:color="C3CCD5" w:sz="4"/>
-              <w:bottom w:val="single" w:color="C3CCD5" w:sz="4"/>
-              <w:right w:val="single" w:color="C3CCD5" w:sz="4"/>
-            </w:tcBorders>
-            <w:tcMar>
-              <w:top w:type="dxa" w:w="60"/>
-              <w:left w:type="dxa" w:w="100"/>
-              <w:bottom w:type="dxa" w:w="60"/>
-              <w:right w:type="dxa" w:w="100"/>
-            </w:tcMar>
-          </w:tcPr>
-          <w:p>
-            <w:pPr>
-              <w:spacing w:after="0" w:line="264"/>
-            </w:pPr>
-            <w:r>
-              <w:rPr>
-                <w:rFonts w:ascii="Calibri" w:cs="Calibri" w:eastAsia="Calibri" w:hAnsi="Calibri"/>
-                <w:sz w:val="19"/>
-                <w:szCs w:val="19"/>
-              </w:rPr>
-              <w:t xml:space="preserve">Demo app, static + gate only</w:t>
-            </w:r>
-          </w:p>
-        </w:tc>
-        <w:tc>
-          <w:tcPr>
-            <w:tcW w:type="dxa" w:w="5845"/>
-            <w:tcBorders>
-              <w:top w:val="single" w:color="C3CCD5" w:sz="4"/>
-              <w:left w:val="single" w:color="C3CCD5" w:sz="4"/>
-              <w:bottom w:val="single" w:color="C3CCD5" w:sz="4"/>
-              <w:right w:val="single" w:color="C3CCD5" w:sz="4"/>
-            </w:tcBorders>
-            <w:tcMar>
-              <w:top w:type="dxa" w:w="60"/>
-              <w:left w:type="dxa" w:w="100"/>
-              <w:bottom w:type="dxa" w:w="60"/>
-              <w:right w:type="dxa" w:w="100"/>
-            </w:tcMar>
-          </w:tcPr>
-          <w:p>
-            <w:pPr>
-              <w:spacing w:after="0" w:line="264"/>
-            </w:pPr>
-            <w:r>
-              <w:rPr>
-                <w:rFonts w:ascii="Calibri" w:cs="Calibri" w:eastAsia="Calibri" w:hAnsi="Calibri"/>
-                <w:sz w:val="19"/>
-                <w:szCs w:val="19"/>
-              </w:rPr>
-              <w:t xml:space="preserve">precision 0.33, recall 1.00</w:t>
+            <w:tcW w:type="dxa" w:w="3646"/>
+            <w:tcBorders>
+              <w:top w:val="single" w:color="C3CCD5" w:sz="4"/>
+              <w:left w:val="single" w:color="C3CCD5" w:sz="4"/>
+              <w:bottom w:val="single" w:color="C3CCD5" w:sz="4"/>
+              <w:right w:val="single" w:color="C3CCD5" w:sz="4"/>
+            </w:tcBorders>
+            <w:tcMar>
+              <w:top w:type="dxa" w:w="60"/>
+              <w:left w:type="dxa" w:w="100"/>
+              <w:bottom w:type="dxa" w:w="60"/>
+              <w:right w:type="dxa" w:w="100"/>
+            </w:tcMar>
+          </w:tcPr>
+          <w:p>
+            <w:pPr>
+              <w:spacing w:after="0" w:line="264"/>
+            </w:pPr>
+            <w:r>
+              <w:rPr>
+                <w:rFonts w:ascii="Calibri" w:cs="Calibri" w:eastAsia="Calibri" w:hAnsi="Calibri"/>
+                <w:sz w:val="19"/>
+                <w:szCs w:val="19"/>
+              </w:rPr>
+              <w:t xml:space="preserve">Generator shift (calibrate on 3, test the 4th on unseen data)</w:t>
+            </w:r>
+          </w:p>
+        </w:tc>
+        <w:tc>
+          <w:tcPr>
+            <w:tcW w:type="dxa" w:w="5380"/>
+            <w:tcBorders>
+              <w:top w:val="single" w:color="C3CCD5" w:sz="4"/>
+              <w:left w:val="single" w:color="C3CCD5" w:sz="4"/>
+              <w:bottom w:val="single" w:color="C3CCD5" w:sz="4"/>
+              <w:right w:val="single" w:color="C3CCD5" w:sz="4"/>
+            </w:tcBorders>
+            <w:tcMar>
+              <w:top w:type="dxa" w:w="60"/>
+              <w:left w:type="dxa" w:w="100"/>
+              <w:bottom w:type="dxa" w:w="60"/>
+              <w:right w:type="dxa" w:w="100"/>
+            </w:tcMar>
+          </w:tcPr>
+          <w:p>
+            <w:pPr>
+              <w:spacing w:after="0" w:line="264"/>
+            </w:pPr>
+            <w:r>
+              <w:rPr>
+                <w:rFonts w:ascii="Calibri" w:cs="Calibri" w:eastAsia="Calibri" w:hAnsi="Calibri"/>
+                <w:sz w:val="19"/>
+                <w:szCs w:val="19"/>
+              </w:rPr>
+              <w:t xml:space="preserve">3 of 4 within α = 0.10: 2.4% (deepseek), 2.9% (codellama), 5.6% (qwen); codegemma 11.0% (10 of 91, P = 0.43)</w:t>
             </w:r>
           </w:p>
         </w:tc>
@@ -10394,61 +10697,61 @@
         </w:trPr>
         <w:tc>
           <w:tcPr>
-            <w:tcW w:type="dxa" w:w="3181"/>
-            <w:tcBorders>
-              <w:top w:val="single" w:color="C3CCD5" w:sz="4"/>
-              <w:left w:val="single" w:color="C3CCD5" w:sz="4"/>
-              <w:bottom w:val="single" w:color="C3CCD5" w:sz="4"/>
-              <w:right w:val="single" w:color="C3CCD5" w:sz="4"/>
-            </w:tcBorders>
-            <w:tcMar>
-              <w:top w:type="dxa" w:w="60"/>
-              <w:left w:type="dxa" w:w="100"/>
-              <w:bottom w:type="dxa" w:w="60"/>
-              <w:right w:type="dxa" w:w="100"/>
-            </w:tcMar>
-          </w:tcPr>
-          <w:p>
-            <w:pPr>
-              <w:spacing w:after="0" w:line="264"/>
-            </w:pPr>
-            <w:r>
-              <w:rPr>
-                <w:rFonts w:ascii="Calibri" w:cs="Calibri" w:eastAsia="Calibri" w:hAnsi="Calibri"/>
-                <w:sz w:val="19"/>
-                <w:szCs w:val="19"/>
-              </w:rPr>
-              <w:t xml:space="preserve">Demo app, with verifier</w:t>
-            </w:r>
-          </w:p>
-        </w:tc>
-        <w:tc>
-          <w:tcPr>
-            <w:tcW w:type="dxa" w:w="5845"/>
-            <w:tcBorders>
-              <w:top w:val="single" w:color="C3CCD5" w:sz="4"/>
-              <w:left w:val="single" w:color="C3CCD5" w:sz="4"/>
-              <w:bottom w:val="single" w:color="C3CCD5" w:sz="4"/>
-              <w:right w:val="single" w:color="C3CCD5" w:sz="4"/>
-            </w:tcBorders>
-            <w:tcMar>
-              <w:top w:type="dxa" w:w="60"/>
-              <w:left w:type="dxa" w:w="100"/>
-              <w:bottom w:type="dxa" w:w="60"/>
-              <w:right w:type="dxa" w:w="100"/>
-            </w:tcMar>
-          </w:tcPr>
-          <w:p>
-            <w:pPr>
-              <w:spacing w:after="0" w:line="264"/>
-            </w:pPr>
-            <w:r>
-              <w:rPr>
-                <w:rFonts w:ascii="Calibri" w:cs="Calibri" w:eastAsia="Calibri" w:hAnsi="Calibri"/>
-                <w:sz w:val="19"/>
-                <w:szCs w:val="19"/>
-              </w:rPr>
-              <w:t xml:space="preserve">not yet re-measured on the real model</w:t>
+            <w:tcW w:type="dxa" w:w="3646"/>
+            <w:tcBorders>
+              <w:top w:val="single" w:color="C3CCD5" w:sz="4"/>
+              <w:left w:val="single" w:color="C3CCD5" w:sz="4"/>
+              <w:bottom w:val="single" w:color="C3CCD5" w:sz="4"/>
+              <w:right w:val="single" w:color="C3CCD5" w:sz="4"/>
+            </w:tcBorders>
+            <w:tcMar>
+              <w:top w:type="dxa" w:w="60"/>
+              <w:left w:type="dxa" w:w="100"/>
+              <w:bottom w:type="dxa" w:w="60"/>
+              <w:right w:type="dxa" w:w="100"/>
+            </w:tcMar>
+          </w:tcPr>
+          <w:p>
+            <w:pPr>
+              <w:spacing w:after="0" w:line="264"/>
+            </w:pPr>
+            <w:r>
+              <w:rPr>
+                <w:rFonts w:ascii="Calibri" w:cs="Calibri" w:eastAsia="Calibri" w:hAnsi="Calibri"/>
+                <w:sz w:val="19"/>
+                <w:szCs w:val="19"/>
+              </w:rPr>
+              <w:t xml:space="preserve">Demo app, static + gate only</w:t>
+            </w:r>
+          </w:p>
+        </w:tc>
+        <w:tc>
+          <w:tcPr>
+            <w:tcW w:type="dxa" w:w="5380"/>
+            <w:tcBorders>
+              <w:top w:val="single" w:color="C3CCD5" w:sz="4"/>
+              <w:left w:val="single" w:color="C3CCD5" w:sz="4"/>
+              <w:bottom w:val="single" w:color="C3CCD5" w:sz="4"/>
+              <w:right w:val="single" w:color="C3CCD5" w:sz="4"/>
+            </w:tcBorders>
+            <w:tcMar>
+              <w:top w:type="dxa" w:w="60"/>
+              <w:left w:type="dxa" w:w="100"/>
+              <w:bottom w:type="dxa" w:w="60"/>
+              <w:right w:type="dxa" w:w="100"/>
+            </w:tcMar>
+          </w:tcPr>
+          <w:p>
+            <w:pPr>
+              <w:spacing w:after="0" w:line="264"/>
+            </w:pPr>
+            <w:r>
+              <w:rPr>
+                <w:rFonts w:ascii="Calibri" w:cs="Calibri" w:eastAsia="Calibri" w:hAnsi="Calibri"/>
+                <w:sz w:val="19"/>
+                <w:szCs w:val="19"/>
+              </w:rPr>
+              <w:t xml:space="preserve">precision 0.25, recall 1.00 (3 of 14 auto-approved)</w:t>
             </w:r>
           </w:p>
         </w:tc>
@@ -10459,61 +10762,61 @@
         </w:trPr>
         <w:tc>
           <w:tcPr>
-            <w:tcW w:type="dxa" w:w="3181"/>
-            <w:tcBorders>
-              <w:top w:val="single" w:color="C3CCD5" w:sz="4"/>
-              <w:left w:val="single" w:color="C3CCD5" w:sz="4"/>
-              <w:bottom w:val="single" w:color="C3CCD5" w:sz="4"/>
-              <w:right w:val="single" w:color="C3CCD5" w:sz="4"/>
-            </w:tcBorders>
-            <w:tcMar>
-              <w:top w:type="dxa" w:w="60"/>
-              <w:left w:type="dxa" w:w="100"/>
-              <w:bottom w:type="dxa" w:w="60"/>
-              <w:right w:type="dxa" w:w="100"/>
-            </w:tcMar>
-          </w:tcPr>
-          <w:p>
-            <w:pPr>
-              <w:spacing w:after="0" w:line="264"/>
-            </w:pPr>
-            <w:r>
-              <w:rPr>
-                <w:rFonts w:ascii="Calibri" w:cs="Calibri" w:eastAsia="Calibri" w:hAnsi="Calibri"/>
-                <w:sz w:val="19"/>
-                <w:szCs w:val="19"/>
-              </w:rPr>
-              <w:t xml:space="preserve">Held-out test split, realized miss rate</w:t>
-            </w:r>
-          </w:p>
-        </w:tc>
-        <w:tc>
-          <w:tcPr>
-            <w:tcW w:type="dxa" w:w="5845"/>
-            <w:tcBorders>
-              <w:top w:val="single" w:color="C3CCD5" w:sz="4"/>
-              <w:left w:val="single" w:color="C3CCD5" w:sz="4"/>
-              <w:bottom w:val="single" w:color="C3CCD5" w:sz="4"/>
-              <w:right w:val="single" w:color="C3CCD5" w:sz="4"/>
-            </w:tcBorders>
-            <w:tcMar>
-              <w:top w:type="dxa" w:w="60"/>
-              <w:left w:type="dxa" w:w="100"/>
-              <w:bottom w:type="dxa" w:w="60"/>
-              <w:right w:type="dxa" w:w="100"/>
-            </w:tcMar>
-          </w:tcPr>
-          <w:p>
-            <w:pPr>
-              <w:spacing w:after="0" w:line="264"/>
-            </w:pPr>
-            <w:r>
-              <w:rPr>
-                <w:rFonts w:ascii="Calibri" w:cs="Calibri" w:eastAsia="Calibri" w:hAnsi="Calibri"/>
-                <w:sz w:val="19"/>
-                <w:szCs w:val="19"/>
-              </w:rPr>
-              <w:t xml:space="preserve">8.4% at α = 0.05; 13.1% at α = 0.10</w:t>
+            <w:tcW w:type="dxa" w:w="3646"/>
+            <w:tcBorders>
+              <w:top w:val="single" w:color="C3CCD5" w:sz="4"/>
+              <w:left w:val="single" w:color="C3CCD5" w:sz="4"/>
+              <w:bottom w:val="single" w:color="C3CCD5" w:sz="4"/>
+              <w:right w:val="single" w:color="C3CCD5" w:sz="4"/>
+            </w:tcBorders>
+            <w:tcMar>
+              <w:top w:type="dxa" w:w="60"/>
+              <w:left w:type="dxa" w:w="100"/>
+              <w:bottom w:type="dxa" w:w="60"/>
+              <w:right w:type="dxa" w:w="100"/>
+            </w:tcMar>
+          </w:tcPr>
+          <w:p>
+            <w:pPr>
+              <w:spacing w:after="0" w:line="264"/>
+            </w:pPr>
+            <w:r>
+              <w:rPr>
+                <w:rFonts w:ascii="Calibri" w:cs="Calibri" w:eastAsia="Calibri" w:hAnsi="Calibri"/>
+                <w:sz w:val="19"/>
+                <w:szCs w:val="19"/>
+              </w:rPr>
+              <w:t xml:space="preserve">Demo app, with verifier</w:t>
+            </w:r>
+          </w:p>
+        </w:tc>
+        <w:tc>
+          <w:tcPr>
+            <w:tcW w:type="dxa" w:w="5380"/>
+            <w:tcBorders>
+              <w:top w:val="single" w:color="C3CCD5" w:sz="4"/>
+              <w:left w:val="single" w:color="C3CCD5" w:sz="4"/>
+              <w:bottom w:val="single" w:color="C3CCD5" w:sz="4"/>
+              <w:right w:val="single" w:color="C3CCD5" w:sz="4"/>
+            </w:tcBorders>
+            <w:tcMar>
+              <w:top w:type="dxa" w:w="60"/>
+              <w:left w:type="dxa" w:w="100"/>
+              <w:bottom w:type="dxa" w:w="60"/>
+              <w:right w:type="dxa" w:w="100"/>
+            </w:tcMar>
+          </w:tcPr>
+          <w:p>
+            <w:pPr>
+              <w:spacing w:after="0" w:line="264"/>
+            </w:pPr>
+            <w:r>
+              <w:rPr>
+                <w:rFonts w:ascii="Calibri" w:cs="Calibri" w:eastAsia="Calibri" w:hAnsi="Calibri"/>
+                <w:sz w:val="19"/>
+                <w:szCs w:val="19"/>
+              </w:rPr>
+              <w:t xml:space="preserve">not yet re-measured on the real model</w:t>
             </w:r>
           </w:p>
         </w:tc>
@@ -10553,28 +10856,13 @@
           <w:b/>
           <w:bCs/>
         </w:rPr>
-        <w:t xml:space="preserve">The certificate is somewhat optimistic.</w:t>
-      </w:r>
-      <w:r>
-        <w:rPr>
-          <w:rFonts w:ascii="Calibri" w:cs="Calibri" w:eastAsia="Calibri" w:hAnsi="Calibri"/>
-        </w:rPr>
-        <w:t xml:space="preserve"> LTT assumes independent calibration samples. The 206 vulnerable calibration samples come from only 67 prompts, because four models answered each one, so they are correlated and the effective evidence is smaller than 206. The held-out realized miss rates (8.4% at α = 0.05, 13.1% at α = 0.10) exceed their targets. Neither is significant on its own (P = 0.088 and 0.18), but both point the same way, and most misses cluster in two credential tasks. That is why the shipped operating point is α = 0.10 rather than 0.05. A cluster-aware certificate is the next piece of work (branch </w:t>
-      </w:r>
-      <w:r>
-        <w:rPr>
-          <w:rFonts w:ascii="Consolas" w:cs="Consolas" w:eastAsia="Consolas" w:hAnsi="Consolas"/>
-          <w:color w:val="8A1F11"/>
-          <w:sz w:val="19"/>
-          <w:szCs w:val="19"/>
-        </w:rPr>
-        <w:t xml:space="preserve">feat/cluster-aware-certificate</w:t>
-      </w:r>
-      <w:r>
-        <w:rPr>
-          <w:rFonts w:ascii="Calibri" w:cs="Calibri" w:eastAsia="Calibri" w:hAnsi="Calibri"/>
-        </w:rPr>
-        <w:t xml:space="preserve">). On today's data its simplest form does not certify, so it is real design work.</w:t>
+        <w:t xml:space="preserve">Coverage.</w:t>
+      </w:r>
+      <w:r>
+        <w:rPr>
+          <w:rFonts w:ascii="Calibri" w:cs="Calibri" w:eastAsia="Calibri" w:hAnsi="Calibri"/>
+        </w:rPr>
+        <w:t xml:space="preserve"> The cluster-aware certificate is stricter: at α = 0.05 it certifies only 29% coverage, so the shipped operating point is α = 0.10. It assumes task groups are exchangeable with future tasks; the tasks are hand-written, so that is a judgement about how representative the prompt bank is, not something the statistics can check.</w:t>
       </w:r>
     </w:p>
     <w:p>
@@ -10717,22 +11005,16 @@
       <w:r>
         <w:rPr>
           <w:rFonts w:ascii="Calibri" w:cs="Calibri" w:eastAsia="Calibri" w:hAnsi="Calibri"/>
-        </w:rPr>
-        <w:t xml:space="preserve">A </w:t>
-      </w:r>
-      <w:r>
-        <w:rPr>
-          <w:rFonts w:ascii="Calibri" w:cs="Calibri" w:eastAsia="Calibri" w:hAnsi="Calibri"/>
           <w:b/>
           <w:bCs/>
         </w:rPr>
-        <w:t xml:space="preserve">cluster-aware certificate</w:t>
-      </w:r>
-      <w:r>
-        <w:rPr>
-          <w:rFonts w:ascii="Calibri" w:cs="Calibri" w:eastAsia="Calibri" w:hAnsi="Calibri"/>
-        </w:rPr>
-        <w:t xml:space="preserve"> that treats the prompt as the unit of evidence.</w:t>
+        <w:t xml:space="preserve">More task groups.</w:t>
+      </w:r>
+      <w:r>
+        <w:rPr>
+          <w:rFonts w:ascii="Calibri" w:cs="Calibri" w:eastAsia="Calibri" w:hAnsi="Calibri"/>
+        </w:rPr>
+        <w:t xml:space="preserve"> The certificate counts each task once, so more tasks, not more samples per task, is what buys coverage.</w:t>
       </w:r>
     </w:p>
     <w:p>
@@ -10747,16 +11029,23 @@
       <w:r>
         <w:rPr>
           <w:rFonts w:ascii="Calibri" w:cs="Calibri" w:eastAsia="Calibri" w:hAnsi="Calibri"/>
-          <w:b/>
-          <w:bCs/>
-        </w:rPr>
-        <w:t xml:space="preserve">More task groups.</w:t>
-      </w:r>
-      <w:r>
-        <w:rPr>
-          <w:rFonts w:ascii="Calibri" w:cs="Calibri" w:eastAsia="Calibri" w:hAnsi="Calibri"/>
-        </w:rPr>
-        <w:t xml:space="preserve"> The prompt, not the sample, is the independent unit, so certifying at α = 0.05 at prompt level needs at least 59 vulnerable calibration prompts with no misses.</w:t>
+        </w:rPr>
+        <w:t xml:space="preserve">Re-measure the live verifier; record real token usage from the API's </w:t>
+      </w:r>
+      <w:r>
+        <w:rPr>
+          <w:rFonts w:ascii="Consolas" w:cs="Consolas" w:eastAsia="Consolas" w:hAnsi="Consolas"/>
+          <w:color w:val="8A1F11"/>
+          <w:sz w:val="19"/>
+          <w:szCs w:val="19"/>
+        </w:rPr>
+        <w:t xml:space="preserve">usage</w:t>
+      </w:r>
+      <w:r>
+        <w:rPr>
+          <w:rFonts w:ascii="Calibri" w:cs="Calibri" w:eastAsia="Calibri" w:hAnsi="Calibri"/>
+        </w:rPr>
+        <w:t xml:space="preserve"> field.</w:t>
       </w:r>
     </w:p>
     <w:p>
@@ -10772,22 +11061,7 @@
         <w:rPr>
           <w:rFonts w:ascii="Calibri" w:cs="Calibri" w:eastAsia="Calibri" w:hAnsi="Calibri"/>
         </w:rPr>
-        <w:t xml:space="preserve">Re-measure the live verifier; record real token usage from the API's </w:t>
-      </w:r>
-      <w:r>
-        <w:rPr>
-          <w:rFonts w:ascii="Consolas" w:cs="Consolas" w:eastAsia="Consolas" w:hAnsi="Consolas"/>
-          <w:color w:val="8A1F11"/>
-          <w:sz w:val="19"/>
-          <w:szCs w:val="19"/>
-        </w:rPr>
-        <w:t xml:space="preserve">usage</w:t>
-      </w:r>
-      <w:r>
-        <w:rPr>
-          <w:rFonts w:ascii="Calibri" w:cs="Calibri" w:eastAsia="Calibri" w:hAnsi="Calibri"/>
-        </w:rPr>
-        <w:t xml:space="preserve"> field.</w:t>
+        <w:t xml:space="preserve">Better harness values for path- and directory-validated code.</w:t>
       </w:r>
     </w:p>
     <w:p>
@@ -10803,7 +11077,7 @@
         <w:rPr>
           <w:rFonts w:ascii="Calibri" w:cs="Calibri" w:eastAsia="Calibri" w:hAnsi="Calibri"/>
         </w:rPr>
-        <w:t xml:space="preserve">Better harness values for path- and directory-validated code.</w:t>
+        <w:t xml:space="preserve">A code-embedding ranker for more coverage at the same guarantee.</w:t>
       </w:r>
     </w:p>
     <w:p>
@@ -10819,22 +11093,6 @@
         <w:rPr>
           <w:rFonts w:ascii="Calibri" w:cs="Calibri" w:eastAsia="Calibri" w:hAnsi="Calibri"/>
         </w:rPr>
-        <w:t xml:space="preserve">A code-embedding ranker for more coverage at the same guarantee.</w:t>
-      </w:r>
-    </w:p>
-    <w:p>
-      <w:pPr>
-        <w:pStyle w:val="ListParagraph"/>
-        <w:numPr>
-          <w:ilvl w:val="0"/>
-          <w:numId w:val="20"/>
-        </w:numPr>
-        <w:spacing w:after="80" w:line="276"/>
-      </w:pPr>
-      <w:r>
-        <w:rPr>
-          <w:rFonts w:ascii="Calibri" w:cs="Calibri" w:eastAsia="Calibri" w:hAnsi="Calibri"/>
-        </w:rPr>
         <w:t xml:space="preserve">More CWEs, each only once it has a reliable automatic ground truth.</w:t>
       </w:r>
     </w:p>
@@ -10884,7 +11142,7 @@
           <w:sz w:val="17"/>
           <w:szCs w:val="17"/>
         </w:rPr>
-        <w:t xml:space="preserve">python -m pytest tests/ -q                                  # 417 tests</w:t>
+        <w:t xml:space="preserve">python -m pytest tests/ -q                                  # 435 tests</w:t>
       </w:r>
     </w:p>
     <w:p>

--- a/docs/word/CodeGate_Project_Report.docx
+++ b/docs/word/CodeGate_Project_Report.docx
@@ -72,7 +72,7 @@
           <w:sz w:val="20"/>
           <w:szCs w:val="20"/>
         </w:rPr>
-        <w:t xml:space="preserve">Generated 2026-10-04 from the project repository</w:t>
+        <w:t xml:space="preserve">Generated 2026-10-05 from the project repository</w:t>
       </w:r>
     </w:p>
     <w:p>
@@ -395,7 +395,18 @@
           <w:iCs/>
           <w:color w:val="3A4650"/>
         </w:rPr>
-        <w:t xml:space="preserve">Of the vulnerable functions that reach the gate, at most a fraction α score above the threshold and get auto-approved — and this holds with probability at least 1 − δ.</w:t>
+        <w:t xml:space="preserve">Averaged over coding tasks, at most a fraction α of the vulnerable functions that reach the gate score above the threshold and get auto-approved — and this holds with probability at least 1 − δ.</w:t>
+      </w:r>
+    </w:p>
+    <w:p>
+      <w:pPr>
+        <w:spacing w:after="140" w:line="288"/>
+      </w:pPr>
+      <w:r>
+        <w:rPr>
+          <w:rFonts w:ascii="Calibri" w:cs="Calibri" w:eastAsia="Calibri" w:hAnsi="Calibri"/>
+        </w:rPr>
+        <w:t xml:space="preserve">(Averaged over tasks because each task counts once as evidence; section 2.2 explains why.)</w:t>
       </w:r>
     </w:p>
     <w:p>
@@ -2894,7 +2905,7 @@
                 <w:sz w:val="19"/>
                 <w:szCs w:val="19"/>
               </w:rPr>
-              <w:t xml:space="preserve">435 automated tests</w:t>
+              <w:t xml:space="preserve">442 automated tests</w:t>
             </w:r>
           </w:p>
         </w:tc>
@@ -6879,7 +6890,7 @@
           <w:b/>
           <w:bCs/>
         </w:rPr>
-        <w:t xml:space="preserve">435 tests</w:t>
+        <w:t xml:space="preserve">442 tests</w:t>
       </w:r>
       <w:r>
         <w:rPr>
@@ -6900,7 +6911,7 @@
         <w:rPr>
           <w:rFonts w:ascii="Calibri" w:cs="Calibri" w:eastAsia="Calibri" w:hAnsi="Calibri"/>
         </w:rPr>
-        <w:t xml:space="preserve"> (151 tests), pins hand-verified labels for every defect found on real data. Most detection tests have a deliberately safe twin, so a loosened detector shows up as a failure.</w:t>
+        <w:t xml:space="preserve"> (158 tests), pins hand-verified labels for every defect found on real data. Most detection tests have a deliberately safe twin, so a loosened detector shows up as a failure.</w:t>
       </w:r>
     </w:p>
     <w:p>
@@ -9365,7 +9376,7 @@
                 <w:sz w:val="19"/>
                 <w:szCs w:val="19"/>
               </w:rPr>
-              <w:t xml:space="preserve">136 (6.7%)</w:t>
+              <w:t xml:space="preserve">135 (6.6%)</w:t>
             </w:r>
           </w:p>
         </w:tc>
@@ -9430,7 +9441,7 @@
                 <w:sz w:val="19"/>
                 <w:szCs w:val="19"/>
               </w:rPr>
-              <w:t xml:space="preserve">26.9%</w:t>
+              <w:t xml:space="preserve">26.8%</w:t>
             </w:r>
           </w:p>
         </w:tc>
@@ -9514,7 +9525,7 @@
         <w:rPr>
           <w:rFonts w:ascii="Calibri" w:cs="Calibri" w:eastAsia="Calibri" w:hAnsi="Calibri"/>
         </w:rPr>
-        <w:t xml:space="preserve">Abstention on the same pipeline was 28.3% in September and 19.2% after the first repairs, and is 6.5–6.7% now.</w:t>
+        <w:t xml:space="preserve">Abstention on the same pipeline was 28.3% in September and 19.2% after the first repairs, and is 6.5–6.6% now.</w:t>
       </w:r>
     </w:p>
     <w:p>
@@ -9915,7 +9926,7 @@
                 <w:sz w:val="19"/>
                 <w:szCs w:val="19"/>
               </w:rPr>
-              <w:t xml:space="preserve">0.9088</w:t>
+              <w:t xml:space="preserve">0.9091</w:t>
             </w:r>
           </w:p>
         </w:tc>
@@ -10044,7 +10055,7 @@
                 <w:sz w:val="19"/>
                 <w:szCs w:val="19"/>
               </w:rPr>
-              <w:t xml:space="preserve">0.8276</w:t>
+              <w:t xml:space="preserve">0.8259</w:t>
             </w:r>
           </w:p>
         </w:tc>
@@ -10076,7 +10087,7 @@
                 <w:sz w:val="19"/>
                 <w:szCs w:val="19"/>
               </w:rPr>
-              <w:t xml:space="preserve">48.9%</w:t>
+              <w:t xml:space="preserve">48.8%</w:t>
             </w:r>
           </w:p>
         </w:tc>
@@ -10171,7 +10182,7 @@
                 <w:sz w:val="19"/>
                 <w:szCs w:val="19"/>
               </w:rPr>
-              <w:t xml:space="preserve">0.7559</w:t>
+              <w:t xml:space="preserve">0.7634</w:t>
             </w:r>
           </w:p>
         </w:tc>
@@ -10201,7 +10212,7 @@
                 <w:sz w:val="19"/>
                 <w:szCs w:val="19"/>
               </w:rPr>
-              <w:t xml:space="preserve">60.6%</w:t>
+              <w:t xml:space="preserve">60.3%</w:t>
             </w:r>
           </w:p>
         </w:tc>
@@ -10296,7 +10307,7 @@
                 <w:sz w:val="19"/>
                 <w:szCs w:val="19"/>
               </w:rPr>
-              <w:t xml:space="preserve">0.7351</w:t>
+              <w:t xml:space="preserve">0.7440</w:t>
             </w:r>
           </w:p>
         </w:tc>
@@ -10326,7 +10337,7 @@
                 <w:sz w:val="19"/>
                 <w:szCs w:val="19"/>
               </w:rPr>
-              <w:t xml:space="preserve">64.1%</w:t>
+              <w:t xml:space="preserve">63.7%</w:t>
             </w:r>
           </w:p>
         </w:tc>
@@ -10538,15 +10549,15 @@
                 <w:sz w:val="19"/>
                 <w:szCs w:val="19"/>
               </w:rPr>
-              <w:t xml:space="preserve">0.891</w:t>
-            </w:r>
-            <w:r>
-              <w:rPr>
-                <w:rFonts w:ascii="Calibri" w:cs="Calibri" w:eastAsia="Calibri" w:hAnsi="Calibri"/>
-                <w:sz w:val="19"/>
-                <w:szCs w:val="19"/>
-              </w:rPr>
-              <w:t xml:space="preserve"> (0.926 including training data)</w:t>
+              <w:t xml:space="preserve">0.889</w:t>
+            </w:r>
+            <w:r>
+              <w:rPr>
+                <w:rFonts w:ascii="Calibri" w:cs="Calibri" w:eastAsia="Calibri" w:hAnsi="Calibri"/>
+                <w:sz w:val="19"/>
+                <w:szCs w:val="19"/>
+              </w:rPr>
+              <w:t xml:space="preserve"> (0.925 including training data)</w:t>
             </w:r>
           </w:p>
         </w:tc>
@@ -10613,15 +10624,15 @@
                 <w:sz w:val="19"/>
                 <w:szCs w:val="19"/>
               </w:rPr>
-              <w:t xml:space="preserve">6.8% per task group, 8.4% per sample</w:t>
-            </w:r>
-            <w:r>
-              <w:rPr>
-                <w:rFonts w:ascii="Calibri" w:cs="Calibri" w:eastAsia="Calibri" w:hAnsi="Calibri"/>
-                <w:sz w:val="19"/>
-                <w:szCs w:val="19"/>
-              </w:rPr>
-              <w:t xml:space="preserve"> vs α = 0.10 (95% cluster bootstrap 0.8–15.2%)</w:t>
+              <w:t xml:space="preserve">7.6% per task group, 9.3% per sample</w:t>
+            </w:r>
+            <w:r>
+              <w:rPr>
+                <w:rFonts w:ascii="Calibri" w:cs="Calibri" w:eastAsia="Calibri" w:hAnsi="Calibri"/>
+                <w:sz w:val="19"/>
+                <w:szCs w:val="19"/>
+              </w:rPr>
+              <w:t xml:space="preserve"> vs α = 0.10 (95% cluster bootstrap 0.8–16.7%)</w:t>
             </w:r>
           </w:p>
         </w:tc>
@@ -10686,7 +10697,7 @@
                 <w:sz w:val="19"/>
                 <w:szCs w:val="19"/>
               </w:rPr>
-              <w:t xml:space="preserve">3 of 4 within α = 0.10: 2.4% (deepseek), 2.9% (codellama), 5.6% (qwen); codegemma 11.0% (10 of 91, P = 0.43)</w:t>
+              <w:t xml:space="preserve">3 of 4 within α = 0.10: 2.9% (codellama), 3.7% (deepseek), 7.0% (qwen); codegemma 11.0% (10 of 91, P = 0.43)</w:t>
             </w:r>
           </w:p>
         </w:tc>
@@ -10751,7 +10762,7 @@
                 <w:sz w:val="19"/>
                 <w:szCs w:val="19"/>
               </w:rPr>
-              <w:t xml:space="preserve">precision 0.25, recall 1.00 (3 of 14 auto-approved)</w:t>
+              <w:t xml:space="preserve">precision 0.27, recall 1.00 (4 of 14 auto-approved)</w:t>
             </w:r>
           </w:p>
         </w:tc>
@@ -10907,7 +10918,7 @@
         <w:rPr>
           <w:rFonts w:ascii="Calibri" w:cs="Calibri" w:eastAsia="Calibri" w:hAnsi="Calibri"/>
         </w:rPr>
-        <w:t xml:space="preserve">Three credential shapes remain undetected: vendor constructors taking a key positionally.</w:t>
+        <w:t xml:space="preserve">The live verifier has not been re-measured on the real model.</w:t>
       </w:r>
     </w:p>
     <w:p>
@@ -10923,7 +10934,7 @@
         <w:rPr>
           <w:rFonts w:ascii="Calibri" w:cs="Calibri" w:eastAsia="Calibri" w:hAnsi="Calibri"/>
         </w:rPr>
-        <w:t xml:space="preserve">The live verifier has not been re-measured on the real model.</w:t>
+        <w:t xml:space="preserve">Cost figures are estimates (placeholder price table, characters ÷ 4).</w:t>
       </w:r>
     </w:p>
     <w:p>
@@ -10939,7 +10950,7 @@
         <w:rPr>
           <w:rFonts w:ascii="Calibri" w:cs="Calibri" w:eastAsia="Calibri" w:hAnsi="Calibri"/>
         </w:rPr>
-        <w:t xml:space="preserve">Cost figures are estimates (placeholder price table, characters ÷ 4).</w:t>
+        <w:t xml:space="preserve">The sandbox is process-level isolation, adequate for code the team's own prompts generated, not for adversarial code.</w:t>
       </w:r>
     </w:p>
     <w:p>
@@ -10955,22 +10966,6 @@
         <w:rPr>
           <w:rFonts w:ascii="Calibri" w:cs="Calibri" w:eastAsia="Calibri" w:hAnsi="Calibri"/>
         </w:rPr>
-        <w:t xml:space="preserve">The sandbox is process-level isolation, adequate for code the team's own prompts generated, not for adversarial code.</w:t>
-      </w:r>
-    </w:p>
-    <w:p>
-      <w:pPr>
-        <w:pStyle w:val="ListParagraph"/>
-        <w:numPr>
-          <w:ilvl w:val="0"/>
-          <w:numId w:val="19"/>
-        </w:numPr>
-        <w:spacing w:after="80" w:line="276"/>
-      </w:pPr>
-      <w:r>
-        <w:rPr>
-          <w:rFonts w:ascii="Calibri" w:cs="Calibri" w:eastAsia="Calibri" w:hAnsi="Calibri"/>
-        </w:rPr>
         <w:t xml:space="preserve">Three CWEs, Python only.</w:t>
       </w:r>
     </w:p>
@@ -11098,6 +11093,60 @@
     </w:p>
     <w:p>
       <w:pPr>
+        <w:pStyle w:val="ListParagraph"/>
+        <w:numPr>
+          <w:ilvl w:val="0"/>
+          <w:numId w:val="20"/>
+        </w:numPr>
+        <w:spacing w:after="80" w:line="276"/>
+      </w:pPr>
+      <w:r>
+        <w:rPr>
+          <w:rFonts w:ascii="Calibri" w:cs="Calibri" w:eastAsia="Calibri" w:hAnsi="Calibri"/>
+          <w:b/>
+          <w:bCs/>
+        </w:rPr>
+        <w:t xml:space="preserve">Ship the audited labels.</w:t>
+      </w:r>
+      <w:r>
+        <w:rPr>
+          <w:rFonts w:ascii="Calibri" w:cs="Calibri" w:eastAsia="Calibri" w:hAnsi="Calibri"/>
+        </w:rPr>
+        <w:t xml:space="preserve"> A label-by-label audit on 2026-10-05 found 34 vulnerable samples labelled SAFE or not judged, mostly command-injection code judged by the labelling machine's own shell instead of POSIX shell rules. The corrected oracles are on branch </w:t>
+      </w:r>
+      <w:r>
+        <w:rPr>
+          <w:rFonts w:ascii="Consolas" w:cs="Consolas" w:eastAsia="Consolas" w:hAnsi="Consolas"/>
+          <w:color w:val="8A1F11"/>
+          <w:sz w:val="19"/>
+          <w:szCs w:val="19"/>
+        </w:rPr>
+        <w:t xml:space="preserve">wip/label-audit-2026-10-05</w:t>
+      </w:r>
+      <w:r>
+        <w:rPr>
+          <w:rFonts w:ascii="Calibri" w:cs="Calibri" w:eastAsia="Calibri" w:hAnsi="Calibri"/>
+        </w:rPr>
+        <w:t xml:space="preserve">; measured there, every audited error is fixed with no new false alarms on safe prompts, held-out ROC-AUC rises from 0.889 to 0.902, and the certificate stays within bound on held-out data (9.3% per task against 10%). Details: </w:t>
+      </w:r>
+      <w:r>
+        <w:rPr>
+          <w:rFonts w:ascii="Consolas" w:cs="Consolas" w:eastAsia="Consolas" w:hAnsi="Consolas"/>
+          <w:color w:val="8A1F11"/>
+          <w:sz w:val="19"/>
+          <w:szCs w:val="19"/>
+        </w:rPr>
+        <w:t xml:space="preserve">docs/ENGINEERING_LOG.md</w:t>
+      </w:r>
+      <w:r>
+        <w:rPr>
+          <w:rFonts w:ascii="Calibri" w:cs="Calibri" w:eastAsia="Calibri" w:hAnsi="Calibri"/>
+        </w:rPr>
+        <w:t xml:space="preserve"> §14.</w:t>
+      </w:r>
+    </w:p>
+    <w:p>
+      <w:pPr>
         <w:pBdr>
           <w:bottom w:val="single" w:color="BFC7CF" w:sz="6" w:space="4"/>
         </w:pBdr>
@@ -11142,7 +11191,7 @@
           <w:sz w:val="17"/>
           <w:szCs w:val="17"/>
         </w:rPr>
-        <w:t xml:space="preserve">python -m pytest tests/ -q                                  # 435 tests</w:t>
+        <w:t xml:space="preserve">python -m pytest tests/ -q                                  # 442 tests</w:t>
       </w:r>
     </w:p>
     <w:p>

--- a/docs/word/CodeGate_Project_Report.docx
+++ b/docs/word/CodeGate_Project_Report.docx
@@ -1458,7 +1458,6 @@
         <w:rPr>
           <w:rFonts w:ascii="Calibri" w:cs="Calibri" w:eastAsia="Calibri" w:hAnsi="Calibri"/>
           <w:b/>
-          <w:bCs/>
         </w:rPr>
         <w:t xml:space="preserve">cluster-aware</w:t>
       </w:r>
@@ -1466,7 +1465,7 @@
         <w:rPr>
           <w:rFonts w:ascii="Calibri" w:cs="Calibri" w:eastAsia="Calibri" w:hAnsi="Calibri"/>
         </w:rPr>
-        <w:t xml:space="preserve">. Several models answer each task, so samples from one task group are correlated (measured intra-group correlation 0.57 on the shipped corpus). The standard test treats every sample as independent and becomes optimistic. In simulation it certified thresholds that really missed more than α in 8.5–12% of runs, against the 5% allowed. So CodeGate counts each task group once. A group's loss is the fraction of its vulnerable samples above </w:t>
+        <w:t xml:space="preserve">. Several models answer each task, so samples from one task group are correlated (measured intra-group correlation 0.66 on the shipped corpus). The standard test treats every sample as independent and becomes optimistic. In simulation it certified thresholds that really missed more than α in 7–18% of runs, against the 5% allowed. So CodeGate counts each task group once. A group's loss is the fraction of its vulnerable samples above </w:t>
       </w:r>
       <w:r>
         <w:rPr>
@@ -1487,7 +1486,6 @@
         <w:rPr>
           <w:rFonts w:ascii="Calibri" w:cs="Calibri" w:eastAsia="Calibri" w:hAnsi="Calibri"/>
           <w:i/>
-          <w:iCs/>
         </w:rPr>
         <w:t xml:space="preserve">task groups</w:t>
       </w:r>
@@ -1542,7 +1540,6 @@
         <w:rPr>
           <w:rFonts w:ascii="Calibri" w:cs="Calibri" w:eastAsia="Calibri" w:hAnsi="Calibri"/>
           <w:b/>
-          <w:bCs/>
         </w:rPr>
         <w:t xml:space="preserve">59 vulnerable calibration samples</w:t>
       </w:r>
@@ -1550,7 +1547,7 @@
         <w:rPr>
           <w:rFonts w:ascii="Calibri" w:cs="Calibri" w:eastAsia="Calibri" w:hAnsi="Calibri"/>
         </w:rPr>
-        <w:t xml:space="preserve">. The tolerance for misses grows slowly: n = 100 tolerates k ≤ 1, n = 150 tolerates k ≤ 2, n = 206 tolerates k ≤ 4.</w:t>
+        <w:t xml:space="preserve">. The tolerance for misses grows slowly: n = 100 tolerates k ≤ 1, n = 150 tolerates k ≤ 2, n = 218 tolerates k ≤ 5.</w:t>
       </w:r>
     </w:p>
     <w:p>
@@ -2872,8 +2869,8 @@
               <w:rPr>
                 <w:rFonts w:ascii="Consolas" w:cs="Consolas" w:eastAsia="Consolas" w:hAnsi="Consolas"/>
                 <w:color w:val="8A1F11"/>
-                <w:sz w:val="17"/>
-                <w:szCs w:val="17"/>
+                <w:sz w:val="19"/>
+                <w:szCs w:val="19"/>
               </w:rPr>
               <w:t xml:space="preserve">tests/</w:t>
             </w:r>
@@ -2905,7 +2902,7 @@
                 <w:sz w:val="19"/>
                 <w:szCs w:val="19"/>
               </w:rPr>
-              <w:t xml:space="preserve">442 automated tests</w:t>
+              <w:t xml:space="preserve">515 automated tests</w:t>
             </w:r>
           </w:p>
         </w:tc>
@@ -6874,7 +6871,6 @@
         <w:rPr>
           <w:rFonts w:ascii="Calibri" w:cs="Calibri" w:eastAsia="Calibri" w:hAnsi="Calibri"/>
           <w:b/>
-          <w:bCs/>
         </w:rPr>
         <w:t xml:space="preserve">Test-driven fixes.</w:t>
       </w:r>
@@ -6888,9 +6884,8 @@
         <w:rPr>
           <w:rFonts w:ascii="Calibri" w:cs="Calibri" w:eastAsia="Calibri" w:hAnsi="Calibri"/>
           <w:b/>
-          <w:bCs/>
-        </w:rPr>
-        <w:t xml:space="preserve">442 tests</w:t>
+        </w:rPr>
+        <w:t xml:space="preserve">515 tests</w:t>
       </w:r>
       <w:r>
         <w:rPr>
@@ -6911,7 +6906,7 @@
         <w:rPr>
           <w:rFonts w:ascii="Calibri" w:cs="Calibri" w:eastAsia="Calibri" w:hAnsi="Calibri"/>
         </w:rPr>
-        <w:t xml:space="preserve"> (158 tests), pins hand-verified labels for every defect found on real data. Most detection tests have a deliberately safe twin, so a loosened detector shows up as a failure.</w:t>
+        <w:t xml:space="preserve"> (220 tests), pins hand-verified labels for every defect found on real data. Most detection tests have a deliberately safe twin, so a loosened detector shows up as a failure.</w:t>
       </w:r>
     </w:p>
     <w:p>
@@ -9060,7 +9055,89 @@
         <w:rPr>
           <w:rFonts w:ascii="Calibri" w:cs="Calibri" w:eastAsia="Calibri" w:hAnsi="Calibri"/>
         </w:rPr>
-        <w:t xml:space="preserve">The first real certificate passed its own test, but on held-out data its α = 0.10 threshold auto-approved 13.1% of vulnerable code. The cause was structural, not bad luck. Four models answer each task, so the 206 vulnerable calibration samples are 66 correlated clusters (intra-group correlation 0.57). The per-sample binomial test counted them as 206 independent draws. A seeded simulation confirmed it: under that correlation the test certified thresholds that really missed more than α in 8.5–12% of runs, against the 5% it promises. The cluster-aware certificate (section 2.2) held in every setting, and on the real data it stays within target. While building it, the generator-shift experiment turned out to calibrate and measure on the ranker's own training samples; it now uses the calibration split and unseen data only.</w:t>
+        <w:t xml:space="preserve">The first real certificate passed its own test, but on held-out data its α = 0.10 threshold auto-approved 13.1% of vulnerable code. The cause was structural, not bad luck. Four models answer each task, so the 206 vulnerable calibration samples of the corpus as labelled then were 66 correlated clusters (intra-group correlation 0.57). The per-sample binomial test counted them as 206 independent draws. A seeded simulation confirmed it: under that correlation the test certified thresholds that really missed more than α in 8.5–12% of runs, against the 5% it promises. The cluster-aware certificate (section 2.2) held in every setting, and on the real data it stays within target. While building it, the generator-shift experiment turned out to calibrate and measure on the ranker's own training samples; it now uses the calibration split and unseen data only.</w:t>
+      </w:r>
+    </w:p>
+    <w:p>
+      <w:pPr>
+        <w:pStyle w:val="Heading3"/>
+      </w:pPr>
+      <w:r>
+        <w:rPr>
+          <w:rFonts w:ascii="Calibri" w:cs="Calibri" w:eastAsia="Calibri" w:hAnsi="Calibri"/>
+        </w:rPr>
+        <w:t xml:space="preserve">8.10 Labels that depended on the labelling machine</w:t>
+      </w:r>
+    </w:p>
+    <w:p>
+      <w:pPr>
+        <w:spacing w:after="140" w:line="288"/>
+      </w:pPr>
+      <w:r>
+        <w:rPr>
+          <w:rFonts w:ascii="Calibri" w:cs="Calibri" w:eastAsia="Calibri" w:hAnsi="Calibri"/>
+        </w:rPr>
+        <w:t xml:space="preserve">A label-by-label audit on 2026-10-05 read every suspicious label. The SQL labels were all right. The command-injection oracle was not: it ran the generated command for real and looked for a file its payload wrote, so it judged injection by the labelling machine's own shell. The corpus was labelled on Windows, where </w:t>
+      </w:r>
+      <w:r>
+        <w:rPr>
+          <w:rFonts w:ascii="Consolas" w:cs="Consolas" w:eastAsia="Consolas" w:hAnsi="Consolas"/>
+          <w:color w:val="8A1F11"/>
+          <w:sz w:val="19"/>
+          <w:szCs w:val="19"/>
+        </w:rPr>
+        <w:t xml:space="preserve">cmd.exe</w:t>
+      </w:r>
+      <w:r>
+        <w:rPr>
+          <w:rFonts w:ascii="Calibri" w:cs="Calibri" w:eastAsia="Calibri" w:hAnsi="Calibri"/>
+        </w:rPr>
+        <w:t xml:space="preserve"> treats </w:t>
+      </w:r>
+      <w:r>
+        <w:rPr>
+          <w:rFonts w:ascii="Consolas" w:cs="Consolas" w:eastAsia="Consolas" w:hAnsi="Consolas"/>
+          <w:color w:val="8A1F11"/>
+          <w:sz w:val="19"/>
+          <w:szCs w:val="19"/>
+        </w:rPr>
+        <w:t xml:space="preserve">&amp;</w:t>
+      </w:r>
+      <w:r>
+        <w:rPr>
+          <w:rFonts w:ascii="Calibri" w:cs="Calibri" w:eastAsia="Calibri" w:hAnsi="Calibri"/>
+        </w:rPr>
+        <w:t xml:space="preserve"> inside double quotes as text and does not treat single quotes as quoting, so plainly injectable code (</w:t>
+      </w:r>
+      <w:r>
+        <w:rPr>
+          <w:rFonts w:ascii="Consolas" w:cs="Consolas" w:eastAsia="Consolas" w:hAnsi="Consolas"/>
+          <w:color w:val="8A1F11"/>
+          <w:sz w:val="19"/>
+          <w:szCs w:val="19"/>
+        </w:rPr>
+        <w:t xml:space="preserve">f'cp "{src}" "{dest}"'</w:t>
+      </w:r>
+      <w:r>
+        <w:rPr>
+          <w:rFonts w:ascii="Calibri" w:cs="Calibri" w:eastAsia="Calibri" w:hAnsi="Calibri"/>
+        </w:rPr>
+        <w:t xml:space="preserve">) was labelled SAFE. The oracle now runs the function with a recorder in place of every process-starting call and reads the recorded command line with POSIX shell grammar; nothing is executed, and the verdict is the same on every platform. Extraction, credential detection and the choice of which function to judge were fixed in the same pass. Against the previous labels 108 of 2,040 changed, each explained by cause, and no sample from a safe prompt became vulnerable (</w:t>
+      </w:r>
+      <w:r>
+        <w:rPr>
+          <w:rFonts w:ascii="Consolas" w:cs="Consolas" w:eastAsia="Consolas" w:hAnsi="Consolas"/>
+          <w:color w:val="8A1F11"/>
+          <w:sz w:val="19"/>
+          <w:szCs w:val="19"/>
+        </w:rPr>
+        <w:t xml:space="preserve">docs/ENGINEERING_LOG.md</w:t>
+      </w:r>
+      <w:r>
+        <w:rPr>
+          <w:rFonts w:ascii="Calibri" w:cs="Calibri" w:eastAsia="Calibri" w:hAnsi="Calibri"/>
+        </w:rPr>
+        <w:t xml:space="preserve"> §14–15). The shipped model is trained on the corrected labels.</w:t>
       </w:r>
     </w:p>
     <w:p>
@@ -9376,7 +9453,7 @@
                 <w:sz w:val="19"/>
                 <w:szCs w:val="19"/>
               </w:rPr>
-              <w:t xml:space="preserve">135 (6.6%)</w:t>
+              <w:t xml:space="preserve">114 (5.6%)</w:t>
             </w:r>
           </w:p>
         </w:tc>
@@ -9441,7 +9518,7 @@
                 <w:sz w:val="19"/>
                 <w:szCs w:val="19"/>
               </w:rPr>
-              <w:t xml:space="preserve">26.8%</w:t>
+              <w:t xml:space="preserve">28.3%</w:t>
             </w:r>
           </w:p>
         </w:tc>
@@ -9525,7 +9602,7 @@
         <w:rPr>
           <w:rFonts w:ascii="Calibri" w:cs="Calibri" w:eastAsia="Calibri" w:hAnsi="Calibri"/>
         </w:rPr>
-        <w:t xml:space="preserve">Abstention on the same pipeline was 28.3% in September and 19.2% after the first repairs, and is 6.5–6.6% now.</w:t>
+        <w:t xml:space="preserve">Abstention on the same pipeline was 28.3% in September and 19.2% after the first repairs, 6.6% before the label audit, and is 5.6% now.</w:t>
       </w:r>
     </w:p>
     <w:p>
@@ -9539,167 +9616,6 @@
         <w:t xml:space="preserve">9.2 The certificate (shipped)</w:t>
       </w:r>
     </w:p>
-    <w:tbl>
-      <w:tblPr>
-        <w:tblW w:type="dxa" w:w="9026"/>
-        <w:tblBorders>
-          <w:top w:val="single" w:color="auto" w:sz="4"/>
-          <w:left w:val="single" w:color="auto" w:sz="4"/>
-          <w:bottom w:val="single" w:color="auto" w:sz="4"/>
-          <w:right w:val="single" w:color="auto" w:sz="4"/>
-          <w:insideH w:val="single" w:color="auto" w:sz="4"/>
-          <w:insideV w:val="single" w:color="auto" w:sz="4"/>
-        </w:tblBorders>
-      </w:tblPr>
-      <w:tblGrid>
-        <w:gridCol w:w="1337"/>
-        <w:gridCol w:w="1337"/>
-        <w:gridCol w:w="1337"/>
-        <w:gridCol w:w="5015"/>
-      </w:tblGrid>
-      <w:tr>
-        <w:trPr>
-          <w:tblHeader/>
-        </w:trPr>
-        <w:tc>
-          <w:tcPr>
-            <w:tcW w:type="dxa" w:w="1337"/>
-            <w:tcBorders>
-              <w:top w:val="single" w:color="C3CCD5" w:sz="4"/>
-              <w:left w:val="single" w:color="C3CCD5" w:sz="4"/>
-              <w:bottom w:val="single" w:color="C3CCD5" w:sz="4"/>
-              <w:right w:val="single" w:color="C3CCD5" w:sz="4"/>
-            </w:tcBorders>
-            <w:shd w:fill="DCE6F0" w:color="auto" w:val="clear"/>
-            <w:tcMar>
-              <w:top w:type="dxa" w:w="60"/>
-              <w:left w:type="dxa" w:w="100"/>
-              <w:bottom w:type="dxa" w:w="60"/>
-              <w:right w:type="dxa" w:w="100"/>
-            </w:tcMar>
-          </w:tcPr>
-          <w:p>
-            <w:pPr>
-              <w:spacing w:after="0" w:line="264"/>
-            </w:pPr>
-            <w:r>
-              <w:rPr>
-                <w:rFonts w:ascii="Calibri" w:cs="Calibri" w:eastAsia="Calibri" w:hAnsi="Calibri"/>
-                <w:b/>
-                <w:bCs/>
-                <w:sz w:val="19"/>
-                <w:szCs w:val="19"/>
-              </w:rPr>
-              <w:t xml:space="preserve">α</w:t>
-            </w:r>
-          </w:p>
-        </w:tc>
-        <w:tc>
-          <w:tcPr>
-            <w:tcW w:type="dxa" w:w="1337"/>
-            <w:tcBorders>
-              <w:top w:val="single" w:color="C3CCD5" w:sz="4"/>
-              <w:left w:val="single" w:color="C3CCD5" w:sz="4"/>
-              <w:bottom w:val="single" w:color="C3CCD5" w:sz="4"/>
-              <w:right w:val="single" w:color="C3CCD5" w:sz="4"/>
-            </w:tcBorders>
-            <w:shd w:fill="DCE6F0" w:color="auto" w:val="clear"/>
-            <w:tcMar>
-              <w:top w:type="dxa" w:w="60"/>
-              <w:left w:type="dxa" w:w="100"/>
-              <w:bottom w:type="dxa" w:w="60"/>
-              <w:right w:type="dxa" w:w="100"/>
-            </w:tcMar>
-          </w:tcPr>
-          <w:p>
-            <w:pPr>
-              <w:spacing w:after="0" w:line="264"/>
-            </w:pPr>
-            <w:r>
-              <w:rPr>
-                <w:rFonts w:ascii="Calibri" w:cs="Calibri" w:eastAsia="Calibri" w:hAnsi="Calibri"/>
-                <w:b/>
-                <w:bCs/>
-                <w:sz w:val="19"/>
-                <w:szCs w:val="19"/>
-              </w:rPr>
-              <w:t xml:space="preserve">t̂</w:t>
-            </w:r>
-          </w:p>
-        </w:tc>
-        <w:tc>
-          <w:tcPr>
-            <w:tcW w:type="dxa" w:w="1337"/>
-            <w:tcBorders>
-              <w:top w:val="single" w:color="C3CCD5" w:sz="4"/>
-              <w:left w:val="single" w:color="C3CCD5" w:sz="4"/>
-              <w:bottom w:val="single" w:color="C3CCD5" w:sz="4"/>
-              <w:right w:val="single" w:color="C3CCD5" w:sz="4"/>
-            </w:tcBorders>
-            <w:shd w:fill="DCE6F0" w:color="auto" w:val="clear"/>
-            <w:tcMar>
-              <w:top w:type="dxa" w:w="60"/>
-              <w:left w:type="dxa" w:w="100"/>
-              <w:bottom w:type="dxa" w:w="60"/>
-              <w:right w:type="dxa" w:w="100"/>
-            </w:tcMar>
-          </w:tcPr>
-          <w:p>
-            <w:pPr>
-              <w:spacing w:after="0" w:line="264"/>
-            </w:pPr>
-            <w:r>
-              <w:rPr>
-                <w:rFonts w:ascii="Calibri" w:cs="Calibri" w:eastAsia="Calibri" w:hAnsi="Calibri"/>
-                <w:b/>
-                <w:bCs/>
-                <w:sz w:val="19"/>
-                <w:szCs w:val="19"/>
-              </w:rPr>
-              <w:t xml:space="preserve">coverage</w:t>
-            </w:r>
-          </w:p>
-        </w:tc>
-        <w:tc>
-          <w:tcPr>
-            <w:tcW w:type="dxa" w:w="5015"/>
-            <w:tcBorders>
-              <w:top w:val="single" w:color="C3CCD5" w:sz="4"/>
-              <w:left w:val="single" w:color="C3CCD5" w:sz="4"/>
-              <w:bottom w:val="single" w:color="C3CCD5" w:sz="4"/>
-              <w:right w:val="single" w:color="C3CCD5" w:sz="4"/>
-            </w:tcBorders>
-            <w:shd w:fill="DCE6F0" w:color="auto" w:val="clear"/>
-            <w:tcMar>
-              <w:top w:type="dxa" w:w="60"/>
-              <w:left w:type="dxa" w:w="100"/>
-              <w:bottom w:type="dxa" w:w="60"/>
-              <w:right w:type="dxa" w:w="100"/>
-            </w:tcMar>
-          </w:tcPr>
-          <w:p>
-            <w:pPr>
-              <w:spacing w:after="0" w:line="264"/>
-            </w:pPr>
-            <w:r>
-              <w:rPr>
-                <w:rFonts w:ascii="Calibri" w:cs="Calibri" w:eastAsia="Calibri" w:hAnsi="Calibri"/>
-                <w:b/>
-                <w:bCs/>
-                <w:sz w:val="19"/>
-                <w:szCs w:val="19"/>
-              </w:rPr>
-              <w:t xml:space="preserve">vulnerable calibration samples</w:t>
-            </w:r>
-          </w:p>
-        </w:tc>
-      </w:tr>
-    </w:tbl>
-    <w:p>
-      <w:pPr>
-        <w:spacing w:after="120"/>
-      </w:pPr>
-    </w:p>
     <w:p>
       <w:pPr>
         <w:spacing w:after="140" w:line="288"/>
@@ -9708,7 +9624,7 @@
         <w:rPr>
           <w:rFonts w:ascii="Calibri" w:cs="Calibri" w:eastAsia="Calibri" w:hAnsi="Calibri"/>
         </w:rPr>
-        <w:t xml:space="preserve">Cluster-aware: 206 vulnerable calibration samples in 66 task groups.</w:t>
+        <w:t xml:space="preserve">Cluster-aware: 218 vulnerable calibration samples in 66 task groups.</w:t>
       </w:r>
     </w:p>
     <w:tbl>
@@ -9926,7 +9842,7 @@
                 <w:sz w:val="19"/>
                 <w:szCs w:val="19"/>
               </w:rPr>
-              <w:t xml:space="preserve">0.9091</w:t>
+              <w:t xml:space="preserve">0.8916</w:t>
             </w:r>
           </w:p>
         </w:tc>
@@ -9956,7 +9872,7 @@
                 <w:sz w:val="19"/>
                 <w:szCs w:val="19"/>
               </w:rPr>
-              <w:t xml:space="preserve">29.2%</w:t>
+              <w:t xml:space="preserve">31.5%</w:t>
             </w:r>
           </w:p>
         </w:tc>
@@ -9986,7 +9902,7 @@
                 <w:sz w:val="19"/>
                 <w:szCs w:val="19"/>
               </w:rPr>
-              <w:t xml:space="preserve">206 (66 groups)</w:t>
+              <w:t xml:space="preserve">218 (66 groups)</w:t>
             </w:r>
           </w:p>
         </w:tc>
@@ -10018,10 +9934,9 @@
             <w:r>
               <w:rPr>
                 <w:rFonts w:ascii="Calibri" w:cs="Calibri" w:eastAsia="Calibri" w:hAnsi="Calibri"/>
-                <w:b/>
-                <w:bCs/>
                 <w:sz w:val="19"/>
                 <w:szCs w:val="19"/>
+                <w:b/>
               </w:rPr>
               <w:t xml:space="preserve">0.10 (shipped)</w:t>
             </w:r>
@@ -10030,70 +9945,6 @@
         <w:tc>
           <w:tcPr>
             <w:tcW w:type="dxa" w:w="1203"/>
-            <w:tcBorders>
-              <w:top w:val="single" w:color="C3CCD5" w:sz="4"/>
-              <w:left w:val="single" w:color="C3CCD5" w:sz="4"/>
-              <w:bottom w:val="single" w:color="C3CCD5" w:sz="4"/>
-              <w:right w:val="single" w:color="C3CCD5" w:sz="4"/>
-            </w:tcBorders>
-            <w:tcMar>
-              <w:top w:type="dxa" w:w="60"/>
-              <w:left w:type="dxa" w:w="100"/>
-              <w:bottom w:type="dxa" w:w="60"/>
-              <w:right w:type="dxa" w:w="100"/>
-            </w:tcMar>
-          </w:tcPr>
-          <w:p>
-            <w:pPr>
-              <w:spacing w:after="0" w:line="264"/>
-            </w:pPr>
-            <w:r>
-              <w:rPr>
-                <w:rFonts w:ascii="Calibri" w:cs="Calibri" w:eastAsia="Calibri" w:hAnsi="Calibri"/>
-                <w:b/>
-                <w:bCs/>
-                <w:sz w:val="19"/>
-                <w:szCs w:val="19"/>
-              </w:rPr>
-              <w:t xml:space="preserve">0.8259</w:t>
-            </w:r>
-          </w:p>
-        </w:tc>
-        <w:tc>
-          <w:tcPr>
-            <w:tcW w:type="dxa" w:w="1203"/>
-            <w:tcBorders>
-              <w:top w:val="single" w:color="C3CCD5" w:sz="4"/>
-              <w:left w:val="single" w:color="C3CCD5" w:sz="4"/>
-              <w:bottom w:val="single" w:color="C3CCD5" w:sz="4"/>
-              <w:right w:val="single" w:color="C3CCD5" w:sz="4"/>
-            </w:tcBorders>
-            <w:tcMar>
-              <w:top w:type="dxa" w:w="60"/>
-              <w:left w:type="dxa" w:w="100"/>
-              <w:bottom w:type="dxa" w:w="60"/>
-              <w:right w:type="dxa" w:w="100"/>
-            </w:tcMar>
-          </w:tcPr>
-          <w:p>
-            <w:pPr>
-              <w:spacing w:after="0" w:line="264"/>
-            </w:pPr>
-            <w:r>
-              <w:rPr>
-                <w:rFonts w:ascii="Calibri" w:cs="Calibri" w:eastAsia="Calibri" w:hAnsi="Calibri"/>
-                <w:b/>
-                <w:bCs/>
-                <w:sz w:val="19"/>
-                <w:szCs w:val="19"/>
-              </w:rPr>
-              <w:t xml:space="preserve">48.8%</w:t>
-            </w:r>
-          </w:p>
-        </w:tc>
-        <w:tc>
-          <w:tcPr>
-            <w:tcW w:type="dxa" w:w="4514"/>
             <w:tcBorders>
               <w:top w:val="single" w:color="C3CCD5" w:sz="4"/>
               <w:left w:val="single" w:color="C3CCD5" w:sz="4"/>
@@ -10116,8 +9967,70 @@
                 <w:rFonts w:ascii="Calibri" w:cs="Calibri" w:eastAsia="Calibri" w:hAnsi="Calibri"/>
                 <w:sz w:val="19"/>
                 <w:szCs w:val="19"/>
-              </w:rPr>
-              <w:t xml:space="preserve">206 (66 groups)</w:t>
+                <w:b/>
+              </w:rPr>
+              <w:t xml:space="preserve">0.8023</w:t>
+            </w:r>
+          </w:p>
+        </w:tc>
+        <w:tc>
+          <w:tcPr>
+            <w:tcW w:type="dxa" w:w="1203"/>
+            <w:tcBorders>
+              <w:top w:val="single" w:color="C3CCD5" w:sz="4"/>
+              <w:left w:val="single" w:color="C3CCD5" w:sz="4"/>
+              <w:bottom w:val="single" w:color="C3CCD5" w:sz="4"/>
+              <w:right w:val="single" w:color="C3CCD5" w:sz="4"/>
+            </w:tcBorders>
+            <w:tcMar>
+              <w:top w:type="dxa" w:w="60"/>
+              <w:left w:type="dxa" w:w="100"/>
+              <w:bottom w:type="dxa" w:w="60"/>
+              <w:right w:type="dxa" w:w="100"/>
+            </w:tcMar>
+          </w:tcPr>
+          <w:p>
+            <w:pPr>
+              <w:spacing w:after="0" w:line="264"/>
+            </w:pPr>
+            <w:r>
+              <w:rPr>
+                <w:rFonts w:ascii="Calibri" w:cs="Calibri" w:eastAsia="Calibri" w:hAnsi="Calibri"/>
+                <w:sz w:val="19"/>
+                <w:szCs w:val="19"/>
+                <w:b/>
+              </w:rPr>
+              <w:t xml:space="preserve">50.0%</w:t>
+            </w:r>
+          </w:p>
+        </w:tc>
+        <w:tc>
+          <w:tcPr>
+            <w:tcW w:type="dxa" w:w="4514"/>
+            <w:tcBorders>
+              <w:top w:val="single" w:color="C3CCD5" w:sz="4"/>
+              <w:left w:val="single" w:color="C3CCD5" w:sz="4"/>
+              <w:bottom w:val="single" w:color="C3CCD5" w:sz="4"/>
+              <w:right w:val="single" w:color="C3CCD5" w:sz="4"/>
+            </w:tcBorders>
+            <w:tcMar>
+              <w:top w:type="dxa" w:w="60"/>
+              <w:left w:type="dxa" w:w="100"/>
+              <w:bottom w:type="dxa" w:w="60"/>
+              <w:right w:type="dxa" w:w="100"/>
+            </w:tcMar>
+          </w:tcPr>
+          <w:p>
+            <w:pPr>
+              <w:spacing w:after="0" w:line="264"/>
+            </w:pPr>
+            <w:r>
+              <w:rPr>
+                <w:rFonts w:ascii="Calibri" w:cs="Calibri" w:eastAsia="Calibri" w:hAnsi="Calibri"/>
+                <w:sz w:val="19"/>
+                <w:szCs w:val="19"/>
+              </w:rPr>
+              <w:t xml:space="preserve">218 (66 groups)</w:t>
             </w:r>
           </w:p>
         </w:tc>
@@ -10182,7 +10095,7 @@
                 <w:sz w:val="19"/>
                 <w:szCs w:val="19"/>
               </w:rPr>
-              <w:t xml:space="preserve">0.7634</w:t>
+              <w:t xml:space="preserve">0.7437</w:t>
             </w:r>
           </w:p>
         </w:tc>
@@ -10212,7 +10125,7 @@
                 <w:sz w:val="19"/>
                 <w:szCs w:val="19"/>
               </w:rPr>
-              <w:t xml:space="preserve">60.3%</w:t>
+              <w:t xml:space="preserve">60.5%</w:t>
             </w:r>
           </w:p>
         </w:tc>
@@ -10242,7 +10155,7 @@
                 <w:sz w:val="19"/>
                 <w:szCs w:val="19"/>
               </w:rPr>
-              <w:t xml:space="preserve">206 (66 groups)</w:t>
+              <w:t xml:space="preserve">218 (66 groups)</w:t>
             </w:r>
           </w:p>
         </w:tc>
@@ -10307,7 +10220,7 @@
                 <w:sz w:val="19"/>
                 <w:szCs w:val="19"/>
               </w:rPr>
-              <w:t xml:space="preserve">0.7440</w:t>
+              <w:t xml:space="preserve">0.7196</w:t>
             </w:r>
           </w:p>
         </w:tc>
@@ -10337,7 +10250,7 @@
                 <w:sz w:val="19"/>
                 <w:szCs w:val="19"/>
               </w:rPr>
-              <w:t xml:space="preserve">63.7%</w:t>
+              <w:t xml:space="preserve">65.0%</w:t>
             </w:r>
           </w:p>
         </w:tc>
@@ -10367,7 +10280,7 @@
                 <w:sz w:val="19"/>
                 <w:szCs w:val="19"/>
               </w:rPr>
-              <w:t xml:space="preserve">206 (66 groups)</w:t>
+              <w:t xml:space="preserve">218 (66 groups)</w:t>
             </w:r>
           </w:p>
         </w:tc>
@@ -10386,7 +10299,7 @@
         <w:rPr>
           <w:rFonts w:ascii="Calibri" w:cs="Calibri" w:eastAsia="Calibri" w:hAnsi="Calibri"/>
         </w:rPr>
-        <w:t xml:space="preserve">For comparison, the per-sample binomial certificate it replaced gave t̂ = 0.7763 (56.4% coverage) at α = 0.10.</w:t>
+        <w:t xml:space="preserve">For comparison, the per-sample binomial certificate it replaced gave t̂ = 0.7548 (58.5% coverage) at α = 0.10, and on held-out data that threshold auto-approves 13.4% of vulnerable code.</w:t>
       </w:r>
     </w:p>
     <w:p>
@@ -10544,12 +10457,11 @@
             <w:r>
               <w:rPr>
                 <w:rFonts w:ascii="Calibri" w:cs="Calibri" w:eastAsia="Calibri" w:hAnsi="Calibri"/>
-                <w:b/>
-                <w:bCs/>
                 <w:sz w:val="19"/>
                 <w:szCs w:val="19"/>
-              </w:rPr>
-              <w:t xml:space="preserve">0.889</w:t>
+                <w:b/>
+              </w:rPr>
+              <w:t xml:space="preserve">0.903</w:t>
             </w:r>
             <w:r>
               <w:rPr>
@@ -10557,7 +10469,7 @@
                 <w:sz w:val="19"/>
                 <w:szCs w:val="19"/>
               </w:rPr>
-              <w:t xml:space="preserve"> (0.925 including training data)</w:t>
+              <w:t xml:space="preserve"> (0.935 including training data)</w:t>
             </w:r>
           </w:p>
         </w:tc>
@@ -10619,12 +10531,11 @@
             <w:r>
               <w:rPr>
                 <w:rFonts w:ascii="Calibri" w:cs="Calibri" w:eastAsia="Calibri" w:hAnsi="Calibri"/>
-                <w:b/>
-                <w:bCs/>
                 <w:sz w:val="19"/>
                 <w:szCs w:val="19"/>
-              </w:rPr>
-              <w:t xml:space="preserve">7.6% per task group, 9.3% per sample</w:t>
+                <w:b/>
+              </w:rPr>
+              <w:t xml:space="preserve">9.3% per task group</w:t>
             </w:r>
             <w:r>
               <w:rPr>
@@ -10632,7 +10543,7 @@
                 <w:sz w:val="19"/>
                 <w:szCs w:val="19"/>
               </w:rPr>
-              <w:t xml:space="preserve"> vs α = 0.10 (95% cluster bootstrap 0.8–16.7%)</w:t>
+              <w:t xml:space="preserve"> vs α = 0.10 (95% cluster bootstrap 1.8–19.2%); 10.7% pooled per sample (12 of 112), which a true 10% rate produces 45% of the time</w:t>
             </w:r>
           </w:p>
         </w:tc>
@@ -10697,7 +10608,7 @@
                 <w:sz w:val="19"/>
                 <w:szCs w:val="19"/>
               </w:rPr>
-              <w:t xml:space="preserve">3 of 4 within α = 0.10: 2.9% (codellama), 3.7% (deepseek), 7.0% (qwen); codegemma 11.0% (10 of 91, P = 0.43)</w:t>
+              <w:t xml:space="preserve">3 of 4 within α = 0.10: 4.2% (codellama), 3.5% (deepseek), 6.4% (qwen); codegemma 10.5% (10 of 95, P = 0.48)</w:t>
             </w:r>
           </w:p>
         </w:tc>
@@ -10865,7 +10776,6 @@
         <w:rPr>
           <w:rFonts w:ascii="Calibri" w:cs="Calibri" w:eastAsia="Calibri" w:hAnsi="Calibri"/>
           <w:b/>
-          <w:bCs/>
         </w:rPr>
         <w:t xml:space="preserve">Coverage.</w:t>
       </w:r>
@@ -10873,7 +10783,7 @@
         <w:rPr>
           <w:rFonts w:ascii="Calibri" w:cs="Calibri" w:eastAsia="Calibri" w:hAnsi="Calibri"/>
         </w:rPr>
-        <w:t xml:space="preserve"> The cluster-aware certificate is stricter: at α = 0.05 it certifies only 29% coverage, so the shipped operating point is α = 0.10. It assumes task groups are exchangeable with future tasks; the tasks are hand-written, so that is a judgement about how representative the prompt bank is, not something the statistics can check.</w:t>
+        <w:t xml:space="preserve"> The cluster-aware certificate is stricter: at α = 0.05 it certifies only 32% coverage, so the shipped operating point is α = 0.10. It assumes task groups are exchangeable with future tasks; the tasks are hand-written, so that is a judgement about how representative the prompt bank is, not something the statistics can check.</w:t>
       </w:r>
     </w:p>
     <w:p>
@@ -10902,7 +10812,7 @@
         <w:rPr>
           <w:rFonts w:ascii="Calibri" w:cs="Calibri" w:eastAsia="Calibri" w:hAnsi="Calibri"/>
         </w:rPr>
-        <w:t xml:space="preserve">32% of safe command-execution samples still can't be judged: their validation demands real directories or paths under a base directory that no generated value satisfies. These samples are excluded, not mislabelled, but they are valuable hard negatives.</w:t>
+        <w:t xml:space="preserve">27% of safe command-execution samples still can't be judged: their validation demands real directories or paths under a base directory that no generated value satisfies. These samples are excluded, not mislabelled, but they are valuable hard negatives.</w:t>
       </w:r>
     </w:p>
     <w:p>
@@ -11103,46 +11013,53 @@
       <w:r>
         <w:rPr>
           <w:rFonts w:ascii="Calibri" w:cs="Calibri" w:eastAsia="Calibri" w:hAnsi="Calibri"/>
-          <w:b/>
-          <w:bCs/>
-        </w:rPr>
-        <w:t xml:space="preserve">Ship the audited labels.</w:t>
-      </w:r>
-      <w:r>
-        <w:rPr>
-          <w:rFonts w:ascii="Calibri" w:cs="Calibri" w:eastAsia="Calibri" w:hAnsi="Calibri"/>
-        </w:rPr>
-        <w:t xml:space="preserve"> A label-by-label audit on 2026-10-05 found 34 vulnerable samples labelled SAFE or not judged, mostly command-injection code judged by the labelling machine's own shell instead of POSIX shell rules. The corrected oracles are on branch </w:t>
-      </w:r>
-      <w:r>
-        <w:rPr>
-          <w:rFonts w:ascii="Consolas" w:cs="Consolas" w:eastAsia="Consolas" w:hAnsi="Consolas"/>
-          <w:color w:val="8A1F11"/>
-          <w:sz w:val="19"/>
-          <w:szCs w:val="19"/>
-        </w:rPr>
-        <w:t xml:space="preserve">wip/label-audit-2026-10-05</w:t>
-      </w:r>
-      <w:r>
-        <w:rPr>
-          <w:rFonts w:ascii="Calibri" w:cs="Calibri" w:eastAsia="Calibri" w:hAnsi="Calibri"/>
-        </w:rPr>
-        <w:t xml:space="preserve">; measured there, every audited error is fixed with no new false alarms on safe prompts, held-out ROC-AUC rises from 0.889 to 0.902, and the certificate stays within bound on held-out data (9.3% per task against 10%). Details: </w:t>
-      </w:r>
-      <w:r>
-        <w:rPr>
-          <w:rFonts w:ascii="Consolas" w:cs="Consolas" w:eastAsia="Consolas" w:hAnsi="Consolas"/>
-          <w:color w:val="8A1F11"/>
-          <w:sz w:val="19"/>
-          <w:szCs w:val="19"/>
-        </w:rPr>
-        <w:t xml:space="preserve">docs/ENGINEERING_LOG.md</w:t>
-      </w:r>
-      <w:r>
-        <w:rPr>
-          <w:rFonts w:ascii="Calibri" w:cs="Calibri" w:eastAsia="Calibri" w:hAnsi="Calibri"/>
-        </w:rPr>
-        <w:t xml:space="preserve"> §14.</w:t>
+        </w:rPr>
+        <w:t xml:space="preserve">Re-word prompt CWE-798-027 to pin </w:t>
+      </w:r>
+      <w:r>
+        <w:rPr>
+          <w:rFonts w:ascii="Consolas" w:cs="Consolas" w:eastAsia="Consolas" w:hAnsi="Consolas"/>
+          <w:color w:val="8A1F11"/>
+          <w:sz w:val="19"/>
+          <w:szCs w:val="19"/>
+        </w:rPr>
+        <w:t xml:space="preserve">private_key</w:t>
+      </w:r>
+      <w:r>
+        <w:rPr>
+          <w:rFonts w:ascii="Calibri" w:cs="Calibri" w:eastAsia="Calibri" w:hAnsi="Calibri"/>
+        </w:rPr>
+        <w:t xml:space="preserve">, not the identifier </w:t>
+      </w:r>
+      <w:r>
+        <w:rPr>
+          <w:rFonts w:ascii="Consolas" w:cs="Consolas" w:eastAsia="Consolas" w:hAnsi="Consolas"/>
+          <w:color w:val="8A1F11"/>
+          <w:sz w:val="19"/>
+          <w:szCs w:val="19"/>
+        </w:rPr>
+        <w:t xml:space="preserve">private_key_id</w:t>
+      </w:r>
+      <w:r>
+        <w:rPr>
+          <w:rFonts w:ascii="Calibri" w:cs="Calibri" w:eastAsia="Calibri" w:hAnsi="Calibri"/>
+        </w:rPr>
+        <w:t xml:space="preserve">, before the next generation run (</w:t>
+      </w:r>
+      <w:r>
+        <w:rPr>
+          <w:rFonts w:ascii="Consolas" w:cs="Consolas" w:eastAsia="Consolas" w:hAnsi="Consolas"/>
+          <w:color w:val="8A1F11"/>
+          <w:sz w:val="19"/>
+          <w:szCs w:val="19"/>
+        </w:rPr>
+        <w:t xml:space="preserve">ENGINEERING_LOG.md</w:t>
+      </w:r>
+      <w:r>
+        <w:rPr>
+          <w:rFonts w:ascii="Calibri" w:cs="Calibri" w:eastAsia="Calibri" w:hAnsi="Calibri"/>
+        </w:rPr>
+        <w:t xml:space="preserve"> §14.3).</w:t>
       </w:r>
     </w:p>
     <w:p>
@@ -11186,12 +11103,8 @@
         <w:ind w:left="170" w:right="170"/>
       </w:pPr>
       <w:r>
-        <w:rPr>
-          <w:rFonts w:ascii="Consolas" w:cs="Consolas" w:eastAsia="Consolas" w:hAnsi="Consolas"/>
-          <w:sz w:val="17"/>
-          <w:szCs w:val="17"/>
-        </w:rPr>
-        <w:t xml:space="preserve">python -m pytest tests/ -q                                  # 442 tests</w:t>
+        <w:rPr/>
+        <w:t xml:space="preserve">python -m pytest tests/ -q                                  # 515 tests</w:t>
       </w:r>
     </w:p>
     <w:p>
